--- a/Практики/Практическая работа 2.docx
+++ b/Практики/Практическая работа 2.docx
@@ -1,6 +1,6 @@
 
 <file path=word/document.xml><?xml version="1.0" encoding="utf-8"?>
-<w:document xmlns:wpc="http://schemas.microsoft.com/office/word/2010/wordprocessingCanvas" xmlns:cx="http://schemas.microsoft.com/office/drawing/2014/chartex" xmlns:mc="http://schemas.openxmlformats.org/markup-compatibility/2006" xmlns:o="urn:schemas-microsoft-com:office:office" xmlns:r="http://schemas.openxmlformats.org/officeDocument/2006/relationships" xmlns:m="http://schemas.openxmlformats.org/officeDocument/2006/math" xmlns:v="urn:schemas-microsoft-com:vml" xmlns:wp14="http://schemas.microsoft.com/office/word/2010/wordprocessingDrawing" xmlns:wp="http://schemas.openxmlformats.org/drawingml/2006/wordprocessingDrawing" xmlns:w10="urn:schemas-microsoft-com:office:word" xmlns:w="http://schemas.openxmlformats.org/wordprocessingml/2006/main" xmlns:w14="http://schemas.microsoft.com/office/word/2010/wordml" xmlns:w15="http://schemas.microsoft.com/office/word/2012/wordml" xmlns:w16se="http://schemas.microsoft.com/office/word/2015/wordml/symex" xmlns:wpg="http://schemas.microsoft.com/office/word/2010/wordprocessingGroup" xmlns:wpi="http://schemas.microsoft.com/office/word/2010/wordprocessingInk" xmlns:wne="http://schemas.microsoft.com/office/word/2006/wordml" xmlns:wps="http://schemas.microsoft.com/office/word/2010/wordprocessingShape" mc:Ignorable="w14 w15 w16se wp14">
+<w:document xmlns:wpc="http://schemas.microsoft.com/office/word/2010/wordprocessingCanvas" xmlns:mc="http://schemas.openxmlformats.org/markup-compatibility/2006" xmlns:o="urn:schemas-microsoft-com:office:office" xmlns:r="http://schemas.openxmlformats.org/officeDocument/2006/relationships" xmlns:m="http://schemas.openxmlformats.org/officeDocument/2006/math" xmlns:v="urn:schemas-microsoft-com:vml" xmlns:wp14="http://schemas.microsoft.com/office/word/2010/wordprocessingDrawing" xmlns:wp="http://schemas.openxmlformats.org/drawingml/2006/wordprocessingDrawing" xmlns:w10="urn:schemas-microsoft-com:office:word" xmlns:w="http://schemas.openxmlformats.org/wordprocessingml/2006/main" xmlns:w14="http://schemas.microsoft.com/office/word/2010/wordml" xmlns:w15="http://schemas.microsoft.com/office/word/2012/wordml" xmlns:wpg="http://schemas.microsoft.com/office/word/2010/wordprocessingGroup" xmlns:wpi="http://schemas.microsoft.com/office/word/2010/wordprocessingInk" xmlns:wne="http://schemas.microsoft.com/office/word/2006/wordml" xmlns:wps="http://schemas.microsoft.com/office/word/2010/wordprocessingShape" mc:Ignorable="w14 w15 wp14">
   <w:body>
     <w:p>
       <w:pPr>
@@ -519,7 +519,6 @@
           <w:szCs w:val="21"/>
         </w:rPr>
       </w:pPr>
-      <w:proofErr w:type="gramStart"/>
       <w:r>
         <w:rPr>
           <w:rFonts w:ascii="Consolas" w:hAnsi="Consolas"/>
@@ -547,7 +546,6 @@
         </w:rPr>
         <w:t>Start</w:t>
       </w:r>
-      <w:proofErr w:type="gramEnd"/>
       <w:r>
         <w:rPr>
           <w:rFonts w:ascii="Consolas" w:hAnsi="Consolas"/>
@@ -616,27 +614,7 @@
           <w:sz w:val="22"/>
           <w:szCs w:val="22"/>
         </w:rPr>
-        <w:t>Task.Factory.</w:t>
-      </w:r>
-      <w:proofErr w:type="gramStart"/>
-      <w:r>
-        <w:rPr>
-          <w:b/>
-          <w:bCs/>
-          <w:sz w:val="22"/>
-          <w:szCs w:val="22"/>
-        </w:rPr>
-        <w:t>StartNew(</w:t>
-      </w:r>
-      <w:proofErr w:type="gramEnd"/>
-      <w:r>
-        <w:rPr>
-          <w:b/>
-          <w:bCs/>
-          <w:sz w:val="22"/>
-          <w:szCs w:val="22"/>
-        </w:rPr>
-        <w:t>)</w:t>
+        <w:t>Task.Factory.StartNew()</w:t>
       </w:r>
       <w:r>
         <w:rPr>
@@ -783,17 +761,17 @@
         </w:rPr>
         <w:t>StartNew</w:t>
       </w:r>
+      <w:r>
+        <w:rPr>
+          <w:rFonts w:ascii="Consolas" w:hAnsi="Consolas"/>
+          <w:color w:val="222222"/>
+          <w:sz w:val="18"/>
+          <w:szCs w:val="21"/>
+          <w:lang w:val="en-US"/>
+        </w:rPr>
+        <w:t>(</w:t>
+      </w:r>
       <w:proofErr w:type="gramEnd"/>
-      <w:r>
-        <w:rPr>
-          <w:rFonts w:ascii="Consolas" w:hAnsi="Consolas"/>
-          <w:color w:val="222222"/>
-          <w:sz w:val="18"/>
-          <w:szCs w:val="21"/>
-          <w:lang w:val="en-US"/>
-        </w:rPr>
-        <w:t>(</w:t>
-      </w:r>
     </w:p>
     <w:p>
       <w:pPr>
@@ -1649,6 +1627,16 @@
         </w:rPr>
         <w:t>StartNew</w:t>
       </w:r>
+      <w:r>
+        <w:rPr>
+          <w:rFonts w:ascii="Consolas" w:hAnsi="Consolas"/>
+          <w:color w:val="222222"/>
+          <w:sz w:val="18"/>
+          <w:szCs w:val="21"/>
+          <w:lang w:val="en-US"/>
+        </w:rPr>
+        <w:t>(</w:t>
+      </w:r>
       <w:proofErr w:type="gramEnd"/>
       <w:r>
         <w:rPr>
@@ -1658,7 +1646,7 @@
           <w:szCs w:val="21"/>
           <w:lang w:val="en-US"/>
         </w:rPr>
-        <w:t>(()</w:t>
+        <w:t>()</w:t>
       </w:r>
       <w:r>
         <w:rPr>
@@ -2741,6 +2729,7 @@
         </w:rPr>
         <w:t xml:space="preserve"> </w:t>
       </w:r>
+      <w:proofErr w:type="gramStart"/>
       <w:r>
         <w:rPr>
           <w:rFonts w:ascii="Consolas" w:hAnsi="Consolas"/>
@@ -2779,6 +2768,7 @@
         </w:rPr>
         <w:t>(</w:t>
       </w:r>
+      <w:proofErr w:type="gramEnd"/>
       <w:r>
         <w:rPr>
           <w:rFonts w:ascii="Consolas" w:hAnsi="Consolas"/>
@@ -2788,7 +2778,6 @@
         </w:rPr>
         <w:t>1000</w:t>
       </w:r>
-      <w:proofErr w:type="gramStart"/>
       <w:r>
         <w:rPr>
           <w:rFonts w:ascii="Consolas" w:hAnsi="Consolas"/>
@@ -2825,7 +2814,6 @@
         </w:rPr>
         <w:t xml:space="preserve"> </w:t>
       </w:r>
-      <w:proofErr w:type="gramEnd"/>
       <w:r>
         <w:rPr>
           <w:rFonts w:ascii="Consolas" w:hAnsi="Consolas"/>
@@ -3102,6 +3090,7 @@
           <w:szCs w:val="21"/>
         </w:rPr>
       </w:pPr>
+      <w:proofErr w:type="gramStart"/>
       <w:r>
         <w:rPr>
           <w:rFonts w:ascii="Consolas" w:hAnsi="Consolas"/>
@@ -3149,7 +3138,7 @@
         </w:rPr>
         <w:t>(</w:t>
       </w:r>
-      <w:proofErr w:type="gramStart"/>
+      <w:proofErr w:type="gramEnd"/>
       <w:r>
         <w:rPr>
           <w:rFonts w:ascii="Consolas" w:hAnsi="Consolas"/>
@@ -3184,17 +3173,7 @@
           <w:sz w:val="18"/>
           <w:szCs w:val="21"/>
         </w:rPr>
-        <w:t>/</w:t>
-      </w:r>
-      <w:proofErr w:type="gramEnd"/>
-      <w:r>
-        <w:rPr>
-          <w:rFonts w:ascii="Consolas" w:hAnsi="Consolas"/>
-          <w:color w:val="008000"/>
-          <w:sz w:val="18"/>
-          <w:szCs w:val="21"/>
-        </w:rPr>
-        <w:t xml:space="preserve">/ </w:t>
+        <w:t xml:space="preserve">// </w:t>
       </w:r>
       <w:r>
         <w:rPr>
@@ -5623,6 +5602,7 @@
           <w:lang w:val="en-US"/>
         </w:rPr>
       </w:pPr>
+      <w:proofErr w:type="gramStart"/>
       <w:r>
         <w:rPr>
           <w:rFonts w:ascii="Consolas" w:hAnsi="Consolas"/>
@@ -5633,6 +5613,7 @@
         </w:rPr>
         <w:t>var</w:t>
       </w:r>
+      <w:proofErr w:type="gramEnd"/>
       <w:r>
         <w:rPr>
           <w:rFonts w:ascii="Consolas" w:hAnsi="Consolas"/>
@@ -5663,7 +5644,6 @@
         </w:rPr>
         <w:t xml:space="preserve"> = </w:t>
       </w:r>
-      <w:proofErr w:type="gramStart"/>
       <w:r>
         <w:rPr>
           <w:rFonts w:ascii="Consolas" w:hAnsi="Consolas"/>
@@ -5714,7 +5694,6 @@
         </w:rPr>
         <w:t>StartNew</w:t>
       </w:r>
-      <w:proofErr w:type="gramEnd"/>
       <w:r>
         <w:rPr>
           <w:rFonts w:ascii="Consolas" w:hAnsi="Consolas"/>
@@ -6018,6 +5997,7 @@
         </w:rPr>
         <w:t xml:space="preserve"> </w:t>
       </w:r>
+      <w:proofErr w:type="gramStart"/>
       <w:r>
         <w:rPr>
           <w:rFonts w:ascii="Consolas" w:hAnsi="Consolas"/>
@@ -6028,6 +6008,7 @@
         </w:rPr>
         <w:t>var</w:t>
       </w:r>
+      <w:proofErr w:type="gramEnd"/>
       <w:r>
         <w:rPr>
           <w:rFonts w:ascii="Consolas" w:hAnsi="Consolas"/>
@@ -6058,7 +6039,6 @@
         </w:rPr>
         <w:t xml:space="preserve"> = </w:t>
       </w:r>
-      <w:proofErr w:type="gramStart"/>
       <w:r>
         <w:rPr>
           <w:rFonts w:ascii="Consolas" w:hAnsi="Consolas"/>
@@ -6109,7 +6089,6 @@
         </w:rPr>
         <w:t>StartNew</w:t>
       </w:r>
-      <w:proofErr w:type="gramEnd"/>
       <w:r>
         <w:rPr>
           <w:rFonts w:ascii="Consolas" w:hAnsi="Consolas"/>
@@ -6935,6 +6914,16 @@
         </w:rPr>
         <w:t>Wait</w:t>
       </w:r>
+      <w:r>
+        <w:rPr>
+          <w:rFonts w:ascii="Consolas" w:hAnsi="Consolas"/>
+          <w:color w:val="222222"/>
+          <w:sz w:val="18"/>
+          <w:szCs w:val="21"/>
+          <w:lang w:val="en-US"/>
+        </w:rPr>
+        <w:t>(</w:t>
+      </w:r>
       <w:proofErr w:type="gramEnd"/>
       <w:r>
         <w:rPr>
@@ -6944,7 +6933,7 @@
           <w:szCs w:val="21"/>
           <w:lang w:val="en-US"/>
         </w:rPr>
-        <w:t>();</w:t>
+        <w:t>);</w:t>
       </w:r>
     </w:p>
     <w:p>
@@ -7244,6 +7233,7 @@
           <w:lang w:val="en-US"/>
         </w:rPr>
       </w:pPr>
+      <w:proofErr w:type="gramStart"/>
       <w:r>
         <w:rPr>
           <w:rFonts w:ascii="Consolas" w:hAnsi="Consolas"/>
@@ -7254,6 +7244,7 @@
         </w:rPr>
         <w:t>var</w:t>
       </w:r>
+      <w:proofErr w:type="gramEnd"/>
       <w:r>
         <w:rPr>
           <w:rFonts w:ascii="Consolas" w:hAnsi="Consolas"/>
@@ -7284,7 +7275,6 @@
         </w:rPr>
         <w:t xml:space="preserve"> = </w:t>
       </w:r>
-      <w:proofErr w:type="gramStart"/>
       <w:r>
         <w:rPr>
           <w:rFonts w:ascii="Consolas" w:hAnsi="Consolas"/>
@@ -7335,7 +7325,6 @@
         </w:rPr>
         <w:t>StartNew</w:t>
       </w:r>
-      <w:proofErr w:type="gramEnd"/>
       <w:r>
         <w:rPr>
           <w:rFonts w:ascii="Consolas" w:hAnsi="Consolas"/>
@@ -7639,6 +7628,7 @@
         </w:rPr>
         <w:t xml:space="preserve"> </w:t>
       </w:r>
+      <w:proofErr w:type="gramStart"/>
       <w:r>
         <w:rPr>
           <w:rFonts w:ascii="Consolas" w:hAnsi="Consolas"/>
@@ -7649,6 +7639,7 @@
         </w:rPr>
         <w:t>var</w:t>
       </w:r>
+      <w:proofErr w:type="gramEnd"/>
       <w:r>
         <w:rPr>
           <w:rFonts w:ascii="Consolas" w:hAnsi="Consolas"/>
@@ -7679,7 +7670,6 @@
         </w:rPr>
         <w:t xml:space="preserve"> = </w:t>
       </w:r>
-      <w:proofErr w:type="gramStart"/>
       <w:r>
         <w:rPr>
           <w:rFonts w:ascii="Consolas" w:hAnsi="Consolas"/>
@@ -7730,7 +7720,6 @@
         </w:rPr>
         <w:t>StartNew</w:t>
       </w:r>
-      <w:proofErr w:type="gramEnd"/>
       <w:r>
         <w:rPr>
           <w:rFonts w:ascii="Consolas" w:hAnsi="Consolas"/>
@@ -8505,6 +8494,16 @@
         </w:rPr>
         <w:t>Wait</w:t>
       </w:r>
+      <w:r>
+        <w:rPr>
+          <w:rFonts w:ascii="Consolas" w:hAnsi="Consolas"/>
+          <w:color w:val="222222"/>
+          <w:sz w:val="18"/>
+          <w:szCs w:val="21"/>
+          <w:lang w:val="en-US"/>
+        </w:rPr>
+        <w:t>(</w:t>
+      </w:r>
       <w:proofErr w:type="gramEnd"/>
       <w:r>
         <w:rPr>
@@ -8514,7 +8513,7 @@
           <w:szCs w:val="21"/>
           <w:lang w:val="en-US"/>
         </w:rPr>
-        <w:t>();</w:t>
+        <w:t>);</w:t>
       </w:r>
       <w:r>
         <w:rPr>
@@ -9001,6 +9000,7 @@
           <w:lang w:val="en-US"/>
         </w:rPr>
       </w:pPr>
+      <w:proofErr w:type="gramStart"/>
       <w:r>
         <w:rPr>
           <w:rFonts w:ascii="Consolas" w:hAnsi="Consolas"/>
@@ -9011,6 +9011,7 @@
         </w:rPr>
         <w:t>for</w:t>
       </w:r>
+      <w:proofErr w:type="gramEnd"/>
       <w:r>
         <w:rPr>
           <w:rFonts w:ascii="Consolas" w:hAnsi="Consolas"/>
@@ -9121,7 +9122,6 @@
         </w:rPr>
         <w:t xml:space="preserve"> &lt; </w:t>
       </w:r>
-      <w:proofErr w:type="gramStart"/>
       <w:r>
         <w:rPr>
           <w:rFonts w:ascii="Consolas" w:hAnsi="Consolas"/>
@@ -9150,18 +9150,7 @@
           <w:szCs w:val="21"/>
           <w:lang w:val="en-US"/>
         </w:rPr>
-        <w:t>Length</w:t>
-      </w:r>
-      <w:proofErr w:type="gramEnd"/>
-      <w:r>
-        <w:rPr>
-          <w:rFonts w:ascii="Consolas" w:hAnsi="Consolas"/>
-          <w:color w:val="222222"/>
-          <w:sz w:val="18"/>
-          <w:szCs w:val="21"/>
-          <w:lang w:val="en-US"/>
-        </w:rPr>
-        <w:t>;</w:t>
+        <w:t>Length;</w:t>
       </w:r>
       <w:r>
         <w:rPr>
@@ -9398,6 +9387,7 @@
         </w:rPr>
         <w:t xml:space="preserve"> </w:t>
       </w:r>
+      <w:proofErr w:type="gramStart"/>
       <w:r>
         <w:rPr>
           <w:rFonts w:ascii="Consolas" w:hAnsi="Consolas"/>
@@ -9418,6 +9408,7 @@
         </w:rPr>
         <w:t>[</w:t>
       </w:r>
+      <w:proofErr w:type="gramEnd"/>
       <w:r>
         <w:rPr>
           <w:rFonts w:ascii="Consolas" w:hAnsi="Consolas"/>
@@ -9468,7 +9459,6 @@
         </w:rPr>
         <w:t xml:space="preserve"> </w:t>
       </w:r>
-      <w:proofErr w:type="gramStart"/>
       <w:r>
         <w:rPr>
           <w:rFonts w:ascii="Consolas" w:hAnsi="Consolas"/>
@@ -9487,18 +9477,7 @@
           <w:szCs w:val="21"/>
           <w:lang w:val="en-US"/>
         </w:rPr>
-        <w:t>(</w:t>
-      </w:r>
-      <w:proofErr w:type="gramEnd"/>
-      <w:r>
-        <w:rPr>
-          <w:rFonts w:ascii="Consolas" w:hAnsi="Consolas"/>
-          <w:color w:val="222222"/>
-          <w:sz w:val="18"/>
-          <w:szCs w:val="21"/>
-          <w:lang w:val="en-US"/>
-        </w:rPr>
-        <w:t>()</w:t>
+        <w:t>(()</w:t>
       </w:r>
       <w:r>
         <w:rPr>
@@ -10112,6 +10091,7 @@
         </w:rPr>
         <w:t xml:space="preserve"> </w:t>
       </w:r>
+      <w:proofErr w:type="gramStart"/>
       <w:r>
         <w:rPr>
           <w:rFonts w:ascii="Consolas" w:hAnsi="Consolas"/>
@@ -10132,6 +10112,7 @@
         </w:rPr>
         <w:t>[</w:t>
       </w:r>
+      <w:proofErr w:type="gramEnd"/>
       <w:r>
         <w:rPr>
           <w:rFonts w:ascii="Consolas" w:hAnsi="Consolas"/>
@@ -10142,7 +10123,6 @@
         </w:rPr>
         <w:t>i</w:t>
       </w:r>
-      <w:proofErr w:type="gramStart"/>
       <w:r>
         <w:rPr>
           <w:rFonts w:ascii="Consolas" w:hAnsi="Consolas"/>
@@ -10173,7 +10153,6 @@
         </w:rPr>
         <w:t>Start</w:t>
       </w:r>
-      <w:proofErr w:type="gramEnd"/>
       <w:r>
         <w:rPr>
           <w:rFonts w:ascii="Consolas" w:hAnsi="Consolas"/>
@@ -11241,6 +11220,7 @@
           <w:lang w:val="en-US"/>
         </w:rPr>
       </w:pPr>
+      <w:proofErr w:type="gramStart"/>
       <w:r>
         <w:rPr>
           <w:rFonts w:ascii="Consolas" w:hAnsi="Consolas"/>
@@ -11251,17 +11231,17 @@
         </w:rPr>
         <w:t>int</w:t>
       </w:r>
-      <w:r>
-        <w:rPr>
-          <w:rFonts w:ascii="Consolas" w:hAnsi="Consolas"/>
-          <w:color w:val="000000"/>
-          <w:sz w:val="18"/>
-          <w:szCs w:val="21"/>
-          <w:lang w:val="en-US"/>
-        </w:rPr>
-        <w:t xml:space="preserve"> </w:t>
-      </w:r>
-      <w:proofErr w:type="gramStart"/>
+      <w:proofErr w:type="gramEnd"/>
+      <w:r>
+        <w:rPr>
+          <w:rFonts w:ascii="Consolas" w:hAnsi="Consolas"/>
+          <w:color w:val="000000"/>
+          <w:sz w:val="18"/>
+          <w:szCs w:val="21"/>
+          <w:lang w:val="en-US"/>
+        </w:rPr>
+        <w:t xml:space="preserve"> </w:t>
+      </w:r>
       <w:r>
         <w:rPr>
           <w:rFonts w:ascii="Consolas" w:hAnsi="Consolas"/>
@@ -11282,7 +11262,6 @@
         </w:rPr>
         <w:t>(</w:t>
       </w:r>
-      <w:proofErr w:type="gramEnd"/>
       <w:r>
         <w:rPr>
           <w:rFonts w:ascii="Consolas" w:hAnsi="Consolas"/>
@@ -12012,6 +11991,7 @@
         </w:rPr>
         <w:t xml:space="preserve"> = </w:t>
       </w:r>
+      <w:proofErr w:type="gramStart"/>
       <w:r>
         <w:rPr>
           <w:rFonts w:ascii="Consolas" w:hAnsi="Consolas"/>
@@ -12052,6 +12032,7 @@
         </w:rPr>
         <w:t>(</w:t>
       </w:r>
+      <w:proofErr w:type="gramEnd"/>
       <w:r>
         <w:rPr>
           <w:rFonts w:ascii="Consolas" w:hAnsi="Consolas"/>
@@ -12112,7 +12093,6 @@
         </w:rPr>
         <w:t>(</w:t>
       </w:r>
-      <w:proofErr w:type="gramStart"/>
       <w:r>
         <w:rPr>
           <w:rFonts w:ascii="Consolas" w:hAnsi="Consolas"/>
@@ -12141,18 +12121,7 @@
           <w:szCs w:val="21"/>
           <w:lang w:val="en-US"/>
         </w:rPr>
-        <w:t>Result</w:t>
-      </w:r>
-      <w:proofErr w:type="gramEnd"/>
-      <w:r>
-        <w:rPr>
-          <w:rFonts w:ascii="Consolas" w:hAnsi="Consolas"/>
-          <w:color w:val="222222"/>
-          <w:sz w:val="18"/>
-          <w:szCs w:val="21"/>
-          <w:lang w:val="en-US"/>
-        </w:rPr>
-        <w:t>));</w:t>
+        <w:t>Result));</w:t>
       </w:r>
     </w:p>
     <w:p>
@@ -12410,6 +12379,7 @@
           <w:lang w:val="en-US"/>
         </w:rPr>
       </w:pPr>
+      <w:proofErr w:type="gramStart"/>
       <w:r>
         <w:rPr>
           <w:rFonts w:ascii="Consolas" w:hAnsi="Consolas"/>
@@ -12420,17 +12390,17 @@
         </w:rPr>
         <w:t>int</w:t>
       </w:r>
-      <w:r>
-        <w:rPr>
-          <w:rFonts w:ascii="Consolas" w:hAnsi="Consolas"/>
-          <w:color w:val="000000"/>
-          <w:sz w:val="18"/>
-          <w:szCs w:val="21"/>
-          <w:lang w:val="en-US"/>
-        </w:rPr>
-        <w:t xml:space="preserve"> </w:t>
-      </w:r>
-      <w:proofErr w:type="gramStart"/>
+      <w:proofErr w:type="gramEnd"/>
+      <w:r>
+        <w:rPr>
+          <w:rFonts w:ascii="Consolas" w:hAnsi="Consolas"/>
+          <w:color w:val="000000"/>
+          <w:sz w:val="18"/>
+          <w:szCs w:val="21"/>
+          <w:lang w:val="en-US"/>
+        </w:rPr>
+        <w:t xml:space="preserve"> </w:t>
+      </w:r>
       <w:r>
         <w:rPr>
           <w:rFonts w:ascii="Consolas" w:hAnsi="Consolas"/>
@@ -12451,7 +12421,6 @@
         </w:rPr>
         <w:t>(</w:t>
       </w:r>
-      <w:proofErr w:type="gramEnd"/>
       <w:r>
         <w:rPr>
           <w:rFonts w:ascii="Consolas" w:hAnsi="Consolas"/>
@@ -12607,6 +12576,7 @@
           <w:lang w:val="en-US"/>
         </w:rPr>
       </w:pPr>
+      <w:proofErr w:type="gramStart"/>
       <w:r>
         <w:rPr>
           <w:rFonts w:ascii="Consolas" w:hAnsi="Consolas"/>
@@ -12617,17 +12587,17 @@
         </w:rPr>
         <w:t>void</w:t>
       </w:r>
-      <w:r>
-        <w:rPr>
-          <w:rFonts w:ascii="Consolas" w:hAnsi="Consolas"/>
-          <w:color w:val="000000"/>
-          <w:sz w:val="18"/>
-          <w:szCs w:val="21"/>
-          <w:lang w:val="en-US"/>
-        </w:rPr>
-        <w:t xml:space="preserve"> </w:t>
-      </w:r>
-      <w:proofErr w:type="gramStart"/>
+      <w:proofErr w:type="gramEnd"/>
+      <w:r>
+        <w:rPr>
+          <w:rFonts w:ascii="Consolas" w:hAnsi="Consolas"/>
+          <w:color w:val="000000"/>
+          <w:sz w:val="18"/>
+          <w:szCs w:val="21"/>
+          <w:lang w:val="en-US"/>
+        </w:rPr>
+        <w:t xml:space="preserve"> </w:t>
+      </w:r>
       <w:r>
         <w:rPr>
           <w:rFonts w:ascii="Consolas" w:hAnsi="Consolas"/>
@@ -12648,7 +12618,6 @@
         </w:rPr>
         <w:t>(</w:t>
       </w:r>
-      <w:proofErr w:type="gramEnd"/>
       <w:r>
         <w:rPr>
           <w:rFonts w:ascii="Consolas" w:hAnsi="Consolas"/>
@@ -12873,6 +12842,7 @@
           <w:lang w:val="en-US"/>
         </w:rPr>
       </w:pPr>
+      <w:proofErr w:type="gramStart"/>
       <w:r>
         <w:rPr>
           <w:rFonts w:ascii="Consolas" w:hAnsi="Consolas"/>
@@ -12883,17 +12853,17 @@
         </w:rPr>
         <w:t>double</w:t>
       </w:r>
-      <w:r>
-        <w:rPr>
-          <w:rFonts w:ascii="Consolas" w:hAnsi="Consolas"/>
-          <w:color w:val="000000"/>
-          <w:sz w:val="18"/>
-          <w:szCs w:val="21"/>
-          <w:lang w:val="en-US"/>
-        </w:rPr>
-        <w:t xml:space="preserve"> </w:t>
-      </w:r>
-      <w:proofErr w:type="gramStart"/>
+      <w:proofErr w:type="gramEnd"/>
+      <w:r>
+        <w:rPr>
+          <w:rFonts w:ascii="Consolas" w:hAnsi="Consolas"/>
+          <w:color w:val="000000"/>
+          <w:sz w:val="18"/>
+          <w:szCs w:val="21"/>
+          <w:lang w:val="en-US"/>
+        </w:rPr>
+        <w:t xml:space="preserve"> </w:t>
+      </w:r>
       <w:r>
         <w:rPr>
           <w:rFonts w:ascii="Consolas" w:hAnsi="Consolas"/>
@@ -12914,7 +12884,6 @@
         </w:rPr>
         <w:t>(</w:t>
       </w:r>
-      <w:proofErr w:type="gramEnd"/>
       <w:r>
         <w:rPr>
           <w:rFonts w:ascii="Consolas" w:hAnsi="Consolas"/>
@@ -14480,6 +14449,7 @@
           <w:lang w:val="en-US"/>
         </w:rPr>
       </w:pPr>
+      <w:proofErr w:type="gramStart"/>
       <w:r>
         <w:rPr>
           <w:rFonts w:ascii="Consolas" w:hAnsi="Consolas"/>
@@ -14490,17 +14460,17 @@
         </w:rPr>
         <w:t>double</w:t>
       </w:r>
-      <w:r>
-        <w:rPr>
-          <w:rFonts w:ascii="Consolas" w:hAnsi="Consolas"/>
-          <w:color w:val="000000"/>
-          <w:sz w:val="18"/>
-          <w:szCs w:val="21"/>
-          <w:lang w:val="en-US"/>
-        </w:rPr>
-        <w:t xml:space="preserve"> </w:t>
-      </w:r>
-      <w:proofErr w:type="gramStart"/>
+      <w:proofErr w:type="gramEnd"/>
+      <w:r>
+        <w:rPr>
+          <w:rFonts w:ascii="Consolas" w:hAnsi="Consolas"/>
+          <w:color w:val="000000"/>
+          <w:sz w:val="18"/>
+          <w:szCs w:val="21"/>
+          <w:lang w:val="en-US"/>
+        </w:rPr>
+        <w:t xml:space="preserve"> </w:t>
+      </w:r>
       <w:r>
         <w:rPr>
           <w:rFonts w:ascii="Consolas" w:hAnsi="Consolas"/>
@@ -14521,7 +14491,6 @@
         </w:rPr>
         <w:t>(</w:t>
       </w:r>
-      <w:proofErr w:type="gramEnd"/>
       <w:r>
         <w:rPr>
           <w:rFonts w:ascii="Consolas" w:hAnsi="Consolas"/>
@@ -14786,6 +14755,7 @@
           <w:lang w:val="en-US"/>
         </w:rPr>
       </w:pPr>
+      <w:proofErr w:type="gramStart"/>
       <w:r>
         <w:rPr>
           <w:rFonts w:ascii="Consolas" w:hAnsi="Consolas"/>
@@ -14796,6 +14766,7 @@
         </w:rPr>
         <w:t>var</w:t>
       </w:r>
+      <w:proofErr w:type="gramEnd"/>
       <w:r>
         <w:rPr>
           <w:rFonts w:ascii="Consolas" w:hAnsi="Consolas"/>
@@ -14876,7 +14847,6 @@
         </w:rPr>
         <w:t>double</w:t>
       </w:r>
-      <w:proofErr w:type="gramStart"/>
       <w:r>
         <w:rPr>
           <w:rFonts w:ascii="Consolas" w:hAnsi="Consolas"/>
@@ -14887,7 +14857,6 @@
         </w:rPr>
         <w:t>&gt;[</w:t>
       </w:r>
-      <w:proofErr w:type="gramEnd"/>
       <w:r>
         <w:rPr>
           <w:rFonts w:ascii="Consolas" w:hAnsi="Consolas"/>
@@ -15638,6 +15607,7 @@
         </w:rPr>
         <w:t xml:space="preserve"> </w:t>
       </w:r>
+      <w:proofErr w:type="gramStart"/>
       <w:r>
         <w:rPr>
           <w:rFonts w:ascii="Consolas" w:hAnsi="Consolas"/>
@@ -15658,6 +15628,7 @@
         </w:rPr>
         <w:t>[</w:t>
       </w:r>
+      <w:proofErr w:type="gramEnd"/>
       <w:r>
         <w:rPr>
           <w:rFonts w:ascii="Consolas" w:hAnsi="Consolas"/>
@@ -15738,7 +15709,6 @@
         </w:rPr>
         <w:t xml:space="preserve"> =&gt; </w:t>
       </w:r>
-      <w:proofErr w:type="gramStart"/>
       <w:r>
         <w:rPr>
           <w:rFonts w:ascii="Consolas" w:hAnsi="Consolas"/>
@@ -15759,7 +15729,6 @@
         </w:rPr>
         <w:t>(</w:t>
       </w:r>
-      <w:proofErr w:type="gramEnd"/>
       <w:r>
         <w:rPr>
           <w:rFonts w:ascii="Consolas" w:hAnsi="Consolas"/>
@@ -15955,6 +15924,7 @@
           <w:lang w:val="en-US"/>
         </w:rPr>
       </w:pPr>
+      <w:proofErr w:type="gramStart"/>
       <w:r>
         <w:rPr>
           <w:rFonts w:ascii="Consolas" w:hAnsi="Consolas"/>
@@ -15995,6 +15965,7 @@
         </w:rPr>
         <w:t>(</w:t>
       </w:r>
+      <w:proofErr w:type="gramEnd"/>
       <w:r>
         <w:rPr>
           <w:rFonts w:ascii="Consolas" w:hAnsi="Consolas"/>
@@ -16055,7 +16026,6 @@
         </w:rPr>
         <w:t xml:space="preserve"> =&gt; </w:t>
       </w:r>
-      <w:proofErr w:type="gramStart"/>
       <w:r>
         <w:rPr>
           <w:rFonts w:ascii="Consolas" w:hAnsi="Consolas"/>
@@ -16084,18 +16054,7 @@
           <w:szCs w:val="21"/>
           <w:lang w:val="en-US"/>
         </w:rPr>
-        <w:t>Result</w:t>
-      </w:r>
-      <w:proofErr w:type="gramEnd"/>
-      <w:r>
-        <w:rPr>
-          <w:rFonts w:ascii="Consolas" w:hAnsi="Consolas"/>
-          <w:color w:val="222222"/>
-          <w:sz w:val="18"/>
-          <w:szCs w:val="21"/>
-          <w:lang w:val="en-US"/>
-        </w:rPr>
-        <w:t>));</w:t>
+        <w:t>Result));</w:t>
       </w:r>
     </w:p>
     <w:p>
@@ -16373,6 +16332,7 @@
           <w:lang w:val="en-US"/>
         </w:rPr>
       </w:pPr>
+      <w:proofErr w:type="gramStart"/>
       <w:r>
         <w:rPr>
           <w:rFonts w:ascii="Consolas" w:hAnsi="Consolas"/>
@@ -16383,17 +16343,17 @@
         </w:rPr>
         <w:t>void</w:t>
       </w:r>
-      <w:r>
-        <w:rPr>
-          <w:rFonts w:ascii="Consolas" w:hAnsi="Consolas"/>
-          <w:color w:val="000000"/>
-          <w:sz w:val="18"/>
-          <w:szCs w:val="21"/>
-          <w:lang w:val="en-US"/>
-        </w:rPr>
-        <w:t xml:space="preserve"> </w:t>
-      </w:r>
-      <w:proofErr w:type="gramStart"/>
+      <w:proofErr w:type="gramEnd"/>
+      <w:r>
+        <w:rPr>
+          <w:rFonts w:ascii="Consolas" w:hAnsi="Consolas"/>
+          <w:color w:val="000000"/>
+          <w:sz w:val="18"/>
+          <w:szCs w:val="21"/>
+          <w:lang w:val="en-US"/>
+        </w:rPr>
+        <w:t xml:space="preserve"> </w:t>
+      </w:r>
       <w:r>
         <w:rPr>
           <w:rFonts w:ascii="Consolas" w:hAnsi="Consolas"/>
@@ -16414,7 +16374,6 @@
         </w:rPr>
         <w:t>(</w:t>
       </w:r>
-      <w:proofErr w:type="gramEnd"/>
       <w:r>
         <w:rPr>
           <w:rFonts w:ascii="Consolas" w:hAnsi="Consolas"/>
@@ -17259,7 +17218,7 @@
           <w:szCs w:val="22"/>
           <w:lang w:val="en-US"/>
         </w:rPr>
-        <w:t xml:space="preserve">Parallel.ForEach&lt;TSource&gt;(IEnumerable&lt;TSource&gt; </w:t>
+        <w:t>Parallel.ForEach&lt;TSource</w:t>
       </w:r>
       <w:proofErr w:type="gramStart"/>
       <w:r>
@@ -17270,7 +17229,7 @@
           <w:szCs w:val="22"/>
           <w:lang w:val="en-US"/>
         </w:rPr>
-        <w:t>source,Action</w:t>
+        <w:t>&gt;(</w:t>
       </w:r>
       <w:proofErr w:type="gramEnd"/>
       <w:r>
@@ -17281,7 +17240,7 @@
           <w:szCs w:val="22"/>
           <w:lang w:val="en-US"/>
         </w:rPr>
-        <w:t>&lt;TSource&gt; body)</w:t>
+        <w:t>IEnumerable&lt;TSource&gt; source,Action&lt;TSource&gt; body)</w:t>
       </w:r>
     </w:p>
     <w:p>
@@ -17515,6 +17474,7 @@
         </w:rPr>
         <w:t xml:space="preserve"> </w:t>
       </w:r>
+      <w:proofErr w:type="gramStart"/>
       <w:r>
         <w:rPr>
           <w:rFonts w:ascii="Consolas" w:hAnsi="Consolas"/>
@@ -17525,6 +17485,7 @@
         </w:rPr>
         <w:t>new</w:t>
       </w:r>
+      <w:proofErr w:type="gramEnd"/>
       <w:r>
         <w:rPr>
           <w:rFonts w:ascii="Consolas" w:hAnsi="Consolas"/>
@@ -17565,27 +17526,15 @@
         </w:rPr>
         <w:t>int</w:t>
       </w:r>
-      <w:proofErr w:type="gramStart"/>
-      <w:r>
-        <w:rPr>
-          <w:rFonts w:ascii="Consolas" w:hAnsi="Consolas"/>
-          <w:color w:val="222222"/>
-          <w:sz w:val="18"/>
-          <w:szCs w:val="21"/>
-          <w:lang w:val="en-US"/>
-        </w:rPr>
-        <w:t>&gt;(</w:t>
-      </w:r>
-      <w:proofErr w:type="gramEnd"/>
-      <w:r>
-        <w:rPr>
-          <w:rFonts w:ascii="Consolas" w:hAnsi="Consolas"/>
-          <w:color w:val="222222"/>
-          <w:sz w:val="18"/>
-          <w:szCs w:val="21"/>
-          <w:lang w:val="en-US"/>
-        </w:rPr>
-        <w:t>)</w:t>
+      <w:r>
+        <w:rPr>
+          <w:rFonts w:ascii="Consolas" w:hAnsi="Consolas"/>
+          <w:color w:val="222222"/>
+          <w:sz w:val="18"/>
+          <w:szCs w:val="21"/>
+          <w:lang w:val="en-US"/>
+        </w:rPr>
+        <w:t>&gt;()</w:t>
       </w:r>
       <w:r>
         <w:rPr>
@@ -17944,6 +17893,7 @@
           <w:lang w:val="en-US"/>
         </w:rPr>
       </w:pPr>
+      <w:proofErr w:type="gramStart"/>
       <w:r>
         <w:rPr>
           <w:rFonts w:ascii="Consolas" w:hAnsi="Consolas"/>
@@ -17954,17 +17904,17 @@
         </w:rPr>
         <w:t>void</w:t>
       </w:r>
-      <w:r>
-        <w:rPr>
-          <w:rFonts w:ascii="Consolas" w:hAnsi="Consolas"/>
-          <w:color w:val="000000"/>
-          <w:sz w:val="18"/>
-          <w:szCs w:val="21"/>
-          <w:lang w:val="en-US"/>
-        </w:rPr>
-        <w:t xml:space="preserve"> </w:t>
-      </w:r>
-      <w:proofErr w:type="gramStart"/>
+      <w:proofErr w:type="gramEnd"/>
+      <w:r>
+        <w:rPr>
+          <w:rFonts w:ascii="Consolas" w:hAnsi="Consolas"/>
+          <w:color w:val="000000"/>
+          <w:sz w:val="18"/>
+          <w:szCs w:val="21"/>
+          <w:lang w:val="en-US"/>
+        </w:rPr>
+        <w:t xml:space="preserve"> </w:t>
+      </w:r>
       <w:r>
         <w:rPr>
           <w:rFonts w:ascii="Consolas" w:hAnsi="Consolas"/>
@@ -17985,7 +17935,6 @@
         </w:rPr>
         <w:t>(</w:t>
       </w:r>
-      <w:proofErr w:type="gramEnd"/>
       <w:r>
         <w:rPr>
           <w:rFonts w:ascii="Consolas" w:hAnsi="Consolas"/>
@@ -19083,6 +19032,7 @@
           <w:lang w:val="en-US"/>
         </w:rPr>
       </w:pPr>
+      <w:proofErr w:type="gramStart"/>
       <w:r>
         <w:rPr>
           <w:rFonts w:ascii="Consolas" w:hAnsi="Consolas"/>
@@ -19093,17 +19043,17 @@
         </w:rPr>
         <w:t>if</w:t>
       </w:r>
-      <w:r>
-        <w:rPr>
-          <w:rFonts w:ascii="Consolas" w:hAnsi="Consolas"/>
-          <w:color w:val="000000"/>
-          <w:sz w:val="18"/>
-          <w:szCs w:val="21"/>
-          <w:lang w:val="en-US"/>
-        </w:rPr>
-        <w:t xml:space="preserve"> </w:t>
-      </w:r>
-      <w:proofErr w:type="gramStart"/>
+      <w:proofErr w:type="gramEnd"/>
+      <w:r>
+        <w:rPr>
+          <w:rFonts w:ascii="Consolas" w:hAnsi="Consolas"/>
+          <w:color w:val="000000"/>
+          <w:sz w:val="18"/>
+          <w:szCs w:val="21"/>
+          <w:lang w:val="en-US"/>
+        </w:rPr>
+        <w:t xml:space="preserve"> </w:t>
+      </w:r>
       <w:r>
         <w:rPr>
           <w:rFonts w:ascii="Consolas" w:hAnsi="Consolas"/>
@@ -19134,7 +19084,6 @@
         </w:rPr>
         <w:t>result</w:t>
       </w:r>
-      <w:proofErr w:type="gramEnd"/>
       <w:r>
         <w:rPr>
           <w:rFonts w:ascii="Consolas" w:hAnsi="Consolas"/>
@@ -19210,6 +19159,7 @@
         </w:rPr>
         <w:t xml:space="preserve"> </w:t>
       </w:r>
+      <w:proofErr w:type="gramStart"/>
       <w:r>
         <w:rPr>
           <w:rFonts w:ascii="Consolas" w:hAnsi="Consolas"/>
@@ -19250,6 +19200,7 @@
         </w:rPr>
         <w:t>(</w:t>
       </w:r>
+      <w:proofErr w:type="gramEnd"/>
       <w:r>
         <w:rPr>
           <w:rFonts w:ascii="Consolas" w:hAnsi="Consolas"/>
@@ -19336,7 +19287,6 @@
         </w:rPr>
         <w:t xml:space="preserve"> </w:t>
       </w:r>
-      <w:proofErr w:type="gramStart"/>
       <w:r>
         <w:rPr>
           <w:rFonts w:ascii="Consolas" w:hAnsi="Consolas"/>
@@ -19376,7 +19326,6 @@
         </w:rPr>
         <w:t>{</w:t>
       </w:r>
-      <w:proofErr w:type="gramEnd"/>
       <w:r>
         <w:rPr>
           <w:rFonts w:ascii="Consolas" w:hAnsi="Consolas"/>
@@ -19514,6 +19463,7 @@
           <w:lang w:val="en-US"/>
         </w:rPr>
       </w:pPr>
+      <w:proofErr w:type="gramStart"/>
       <w:r>
         <w:rPr>
           <w:rFonts w:ascii="Consolas" w:hAnsi="Consolas"/>
@@ -19524,17 +19474,17 @@
         </w:rPr>
         <w:t>void</w:t>
       </w:r>
-      <w:r>
-        <w:rPr>
-          <w:rFonts w:ascii="Consolas" w:hAnsi="Consolas"/>
-          <w:color w:val="000000"/>
-          <w:sz w:val="18"/>
-          <w:szCs w:val="21"/>
-          <w:lang w:val="en-US"/>
-        </w:rPr>
-        <w:t xml:space="preserve"> </w:t>
-      </w:r>
-      <w:proofErr w:type="gramStart"/>
+      <w:proofErr w:type="gramEnd"/>
+      <w:r>
+        <w:rPr>
+          <w:rFonts w:ascii="Consolas" w:hAnsi="Consolas"/>
+          <w:color w:val="000000"/>
+          <w:sz w:val="18"/>
+          <w:szCs w:val="21"/>
+          <w:lang w:val="en-US"/>
+        </w:rPr>
+        <w:t xml:space="preserve"> </w:t>
+      </w:r>
       <w:r>
         <w:rPr>
           <w:rFonts w:ascii="Consolas" w:hAnsi="Consolas"/>
@@ -19555,7 +19505,6 @@
         </w:rPr>
         <w:t>(</w:t>
       </w:r>
-      <w:proofErr w:type="gramEnd"/>
       <w:r>
         <w:rPr>
           <w:rFonts w:ascii="Consolas" w:hAnsi="Consolas"/>
@@ -19876,6 +19825,7 @@
         </w:rPr>
         <w:t xml:space="preserve"> </w:t>
       </w:r>
+      <w:proofErr w:type="gramStart"/>
       <w:r>
         <w:rPr>
           <w:rFonts w:ascii="Consolas" w:hAnsi="Consolas"/>
@@ -19886,6 +19836,7 @@
         </w:rPr>
         <w:t>if</w:t>
       </w:r>
+      <w:proofErr w:type="gramEnd"/>
       <w:r>
         <w:rPr>
           <w:rFonts w:ascii="Consolas" w:hAnsi="Consolas"/>
@@ -19956,7 +19907,6 @@
         </w:rPr>
         <w:t xml:space="preserve"> </w:t>
       </w:r>
-      <w:proofErr w:type="gramStart"/>
       <w:r>
         <w:rPr>
           <w:rFonts w:ascii="Consolas" w:hAnsi="Consolas"/>
@@ -19987,7 +19937,6 @@
         </w:rPr>
         <w:t>Break</w:t>
       </w:r>
-      <w:proofErr w:type="gramEnd"/>
       <w:r>
         <w:rPr>
           <w:rFonts w:ascii="Consolas" w:hAnsi="Consolas"/>
@@ -21734,6 +21683,7 @@
         </w:rPr>
         <w:t xml:space="preserve"> </w:t>
       </w:r>
+      <w:proofErr w:type="gramStart"/>
       <w:r>
         <w:rPr>
           <w:rFonts w:ascii="Consolas" w:hAnsi="Consolas"/>
@@ -21744,6 +21694,7 @@
         </w:rPr>
         <w:t>if</w:t>
       </w:r>
+      <w:proofErr w:type="gramEnd"/>
       <w:r>
         <w:rPr>
           <w:rFonts w:ascii="Consolas" w:hAnsi="Consolas"/>
@@ -21764,7 +21715,6 @@
         </w:rPr>
         <w:t>(</w:t>
       </w:r>
-      <w:proofErr w:type="gramStart"/>
       <w:r>
         <w:rPr>
           <w:rFonts w:ascii="Consolas" w:hAnsi="Consolas"/>
@@ -21793,18 +21743,7 @@
           <w:szCs w:val="21"/>
           <w:lang w:val="en-US"/>
         </w:rPr>
-        <w:t>IsCancellationRequested</w:t>
-      </w:r>
-      <w:proofErr w:type="gramEnd"/>
-      <w:r>
-        <w:rPr>
-          <w:rFonts w:ascii="Consolas" w:hAnsi="Consolas"/>
-          <w:color w:val="222222"/>
-          <w:sz w:val="18"/>
-          <w:szCs w:val="21"/>
-          <w:lang w:val="en-US"/>
-        </w:rPr>
-        <w:t>)</w:t>
+        <w:t>IsCancellationRequested)</w:t>
       </w:r>
       <w:r>
         <w:rPr>
@@ -23049,6 +22988,15 @@
         </w:rPr>
         <w:t>Start</w:t>
       </w:r>
+      <w:r>
+        <w:rPr>
+          <w:rFonts w:ascii="Consolas" w:hAnsi="Consolas"/>
+          <w:color w:val="222222"/>
+          <w:sz w:val="18"/>
+          <w:szCs w:val="21"/>
+        </w:rPr>
+        <w:t>(</w:t>
+      </w:r>
       <w:proofErr w:type="gramEnd"/>
       <w:r>
         <w:rPr>
@@ -23057,7 +23005,7 @@
           <w:sz w:val="18"/>
           <w:szCs w:val="21"/>
         </w:rPr>
-        <w:t>();</w:t>
+        <w:t>);</w:t>
       </w:r>
     </w:p>
     <w:p>
@@ -23209,7 +23157,6 @@
           <w:szCs w:val="21"/>
         </w:rPr>
       </w:pPr>
-      <w:proofErr w:type="gramStart"/>
       <w:r>
         <w:rPr>
           <w:rFonts w:ascii="Consolas" w:hAnsi="Consolas"/>
@@ -23237,7 +23184,6 @@
         </w:rPr>
         <w:t>Wait</w:t>
       </w:r>
-      <w:proofErr w:type="gramEnd"/>
       <w:r>
         <w:rPr>
           <w:rFonts w:ascii="Consolas" w:hAnsi="Consolas"/>
@@ -23333,97 +23279,106 @@
         </w:rPr>
         <w:t>{</w:t>
       </w:r>
+      <w:r>
+        <w:rPr>
+          <w:rFonts w:ascii="Consolas" w:hAnsi="Consolas"/>
+          <w:color w:val="001080"/>
+          <w:sz w:val="18"/>
+          <w:szCs w:val="21"/>
+        </w:rPr>
+        <w:t>task</w:t>
+      </w:r>
+      <w:r>
+        <w:rPr>
+          <w:rFonts w:ascii="Consolas" w:hAnsi="Consolas"/>
+          <w:color w:val="000000"/>
+          <w:sz w:val="18"/>
+          <w:szCs w:val="21"/>
+        </w:rPr>
+        <w:t>.</w:t>
+      </w:r>
+      <w:r>
+        <w:rPr>
+          <w:rFonts w:ascii="Consolas" w:hAnsi="Consolas"/>
+          <w:color w:val="222222"/>
+          <w:sz w:val="18"/>
+          <w:szCs w:val="21"/>
+        </w:rPr>
+        <w:t>Status}</w:t>
+      </w:r>
+      <w:r>
+        <w:rPr>
+          <w:rFonts w:ascii="Consolas" w:hAnsi="Consolas"/>
+          <w:color w:val="A31515"/>
+          <w:sz w:val="18"/>
+          <w:szCs w:val="21"/>
+        </w:rPr>
+        <w:t>"</w:t>
+      </w:r>
+      <w:r>
+        <w:rPr>
+          <w:rFonts w:ascii="Consolas" w:hAnsi="Consolas"/>
+          <w:color w:val="222222"/>
+          <w:sz w:val="18"/>
+          <w:szCs w:val="21"/>
+        </w:rPr>
+        <w:t>);</w:t>
+      </w:r>
+      <w:r>
+        <w:rPr>
+          <w:rFonts w:ascii="Consolas" w:hAnsi="Consolas"/>
+          <w:color w:val="000000"/>
+          <w:sz w:val="18"/>
+          <w:szCs w:val="21"/>
+        </w:rPr>
+        <w:t xml:space="preserve"> </w:t>
+      </w:r>
+      <w:r>
+        <w:rPr>
+          <w:rFonts w:ascii="Consolas" w:hAnsi="Consolas"/>
+          <w:color w:val="008000"/>
+          <w:sz w:val="18"/>
+          <w:szCs w:val="21"/>
+        </w:rPr>
+        <w:t>/</w:t>
+      </w:r>
       <w:proofErr w:type="gramStart"/>
       <w:r>
         <w:rPr>
           <w:rFonts w:ascii="Consolas" w:hAnsi="Consolas"/>
-          <w:color w:val="001080"/>
-          <w:sz w:val="18"/>
-          <w:szCs w:val="21"/>
-        </w:rPr>
-        <w:t>task</w:t>
-      </w:r>
-      <w:r>
-        <w:rPr>
-          <w:rFonts w:ascii="Consolas" w:hAnsi="Consolas"/>
-          <w:color w:val="000000"/>
-          <w:sz w:val="18"/>
-          <w:szCs w:val="21"/>
-        </w:rPr>
-        <w:t>.</w:t>
-      </w:r>
-      <w:r>
-        <w:rPr>
-          <w:rFonts w:ascii="Consolas" w:hAnsi="Consolas"/>
-          <w:color w:val="222222"/>
-          <w:sz w:val="18"/>
-          <w:szCs w:val="21"/>
-        </w:rPr>
-        <w:t>Status</w:t>
+          <w:color w:val="008000"/>
+          <w:sz w:val="18"/>
+          <w:szCs w:val="21"/>
+        </w:rPr>
+        <w:t xml:space="preserve">/ </w:t>
+      </w:r>
+      <w:r>
+        <w:rPr>
+          <w:rFonts w:ascii="Consolas" w:hAnsi="Consolas"/>
+          <w:color w:val="008000"/>
+          <w:sz w:val="18"/>
+          <w:szCs w:val="21"/>
+        </w:rPr>
+        <w:t xml:space="preserve"> </w:t>
+      </w:r>
+      <w:r>
+        <w:rPr>
+          <w:rFonts w:ascii="Consolas" w:hAnsi="Consolas"/>
+          <w:color w:val="008000"/>
+          <w:sz w:val="18"/>
+          <w:szCs w:val="21"/>
+        </w:rPr>
+        <w:t>проверяем</w:t>
       </w:r>
       <w:proofErr w:type="gramEnd"/>
       <w:r>
         <w:rPr>
           <w:rFonts w:ascii="Consolas" w:hAnsi="Consolas"/>
-          <w:color w:val="222222"/>
-          <w:sz w:val="18"/>
-          <w:szCs w:val="21"/>
-        </w:rPr>
-        <w:t>}</w:t>
-      </w:r>
-      <w:r>
-        <w:rPr>
-          <w:rFonts w:ascii="Consolas" w:hAnsi="Consolas"/>
-          <w:color w:val="A31515"/>
-          <w:sz w:val="18"/>
-          <w:szCs w:val="21"/>
-        </w:rPr>
-        <w:t>"</w:t>
-      </w:r>
-      <w:r>
-        <w:rPr>
-          <w:rFonts w:ascii="Consolas" w:hAnsi="Consolas"/>
-          <w:color w:val="222222"/>
-          <w:sz w:val="18"/>
-          <w:szCs w:val="21"/>
-        </w:rPr>
-        <w:t>);</w:t>
-      </w:r>
-      <w:r>
-        <w:rPr>
-          <w:rFonts w:ascii="Consolas" w:hAnsi="Consolas"/>
-          <w:color w:val="000000"/>
-          <w:sz w:val="18"/>
-          <w:szCs w:val="21"/>
-        </w:rPr>
-        <w:t xml:space="preserve"> </w:t>
-      </w:r>
-      <w:r>
-        <w:rPr>
-          <w:rFonts w:ascii="Consolas" w:hAnsi="Consolas"/>
           <w:color w:val="008000"/>
           <w:sz w:val="18"/>
           <w:szCs w:val="21"/>
         </w:rPr>
-        <w:t xml:space="preserve">// </w:t>
-      </w:r>
-      <w:r>
-        <w:rPr>
-          <w:rFonts w:ascii="Consolas" w:hAnsi="Consolas"/>
-          <w:color w:val="008000"/>
-          <w:sz w:val="18"/>
-          <w:szCs w:val="21"/>
-        </w:rPr>
-        <w:t xml:space="preserve"> </w:t>
-      </w:r>
-      <w:r>
-        <w:rPr>
-          <w:rFonts w:ascii="Consolas" w:hAnsi="Consolas"/>
-          <w:color w:val="008000"/>
-          <w:sz w:val="18"/>
-          <w:szCs w:val="21"/>
-        </w:rPr>
-        <w:t>проверяем статус задачи</w:t>
+        <w:t xml:space="preserve"> статус задачи</w:t>
       </w:r>
     </w:p>
     <w:p>
@@ -23701,7 +23656,7 @@
           <w:sz w:val="22"/>
           <w:szCs w:val="22"/>
         </w:rPr>
-        <w:t>Необходимо разработать графическое приложение для многопоточной обработки больших массивов данных</w:t>
+        <w:t>Необходимо разработать приложение</w:t>
       </w:r>
       <w:r>
         <w:rPr>
@@ -23709,8 +23664,26 @@
           <w:sz w:val="22"/>
           <w:szCs w:val="22"/>
         </w:rPr>
+        <w:t xml:space="preserve"> (консольное или графическое)</w:t>
+      </w:r>
+      <w:r>
+        <w:rPr>
+          <w:color w:val="000000" w:themeColor="text1"/>
+          <w:sz w:val="22"/>
+          <w:szCs w:val="22"/>
+        </w:rPr>
+        <w:t xml:space="preserve"> для многопоточной обработки больших массивов данных</w:t>
+      </w:r>
+      <w:r>
+        <w:rPr>
+          <w:color w:val="000000" w:themeColor="text1"/>
+          <w:sz w:val="22"/>
+          <w:szCs w:val="22"/>
+        </w:rPr>
         <w:t>.</w:t>
       </w:r>
+      <w:bookmarkStart w:id="1" w:name="_GoBack"/>
+      <w:bookmarkEnd w:id="1"/>
     </w:p>
     <w:p>
       <w:pPr>
@@ -24000,7 +23973,6 @@
           <w:lang w:val="en-US"/>
         </w:rPr>
       </w:pPr>
-      <w:proofErr w:type="gramStart"/>
       <w:r>
         <w:rPr>
           <w:bCs/>
@@ -24008,17 +23980,7 @@
           <w:szCs w:val="22"/>
           <w:lang w:val="en-US"/>
         </w:rPr>
-        <w:t>trace(</w:t>
-      </w:r>
-      <w:proofErr w:type="gramEnd"/>
-      <w:r>
-        <w:rPr>
-          <w:bCs/>
-          <w:sz w:val="22"/>
-          <w:szCs w:val="22"/>
-          <w:lang w:val="en-US"/>
-        </w:rPr>
-        <w:t>A * B^T)</w:t>
+        <w:t>trace(A * B^T)</w:t>
       </w:r>
     </w:p>
     <w:p>
@@ -24539,7 +24501,6 @@
           <w:lang w:val="en-US"/>
         </w:rPr>
       </w:pPr>
-      <w:proofErr w:type="gramStart"/>
       <w:r>
         <w:rPr>
           <w:bCs/>
@@ -24549,7 +24510,6 @@
         </w:rPr>
         <w:t>trace(</w:t>
       </w:r>
-      <w:proofErr w:type="gramEnd"/>
       <w:r>
         <w:rPr>
           <w:sz w:val="22"/>
@@ -24634,7 +24594,6 @@
           <w:lang w:val="en-US"/>
         </w:rPr>
       </w:pPr>
-      <w:proofErr w:type="gramStart"/>
       <w:r>
         <w:rPr>
           <w:bCs/>
@@ -24644,7 +24603,6 @@
         </w:rPr>
         <w:t>trace(</w:t>
       </w:r>
-      <w:proofErr w:type="gramEnd"/>
       <w:r>
         <w:rPr>
           <w:sz w:val="22"/>
@@ -24856,9 +24814,7 @@
           <w:b/>
         </w:rPr>
       </w:pPr>
-      <w:bookmarkStart w:id="1" w:name="_Toc192880948"/>
-      <w:bookmarkStart w:id="2" w:name="_GoBack"/>
-      <w:bookmarkEnd w:id="2"/>
+      <w:bookmarkStart w:id="2" w:name="_Toc192880948"/>
       <w:r>
         <w:rPr>
           <w:b/>
@@ -24867,7 +24823,7 @@
         <w:lastRenderedPageBreak/>
         <w:t>Пример разработки приложения</w:t>
       </w:r>
-      <w:bookmarkEnd w:id="1"/>
+      <w:bookmarkEnd w:id="2"/>
     </w:p>
     <w:p>
       <w:pPr>
@@ -25503,6 +25459,7 @@
           <w:lang w:val="en-US"/>
         </w:rPr>
       </w:pPr>
+      <w:proofErr w:type="gramStart"/>
       <w:r>
         <w:rPr>
           <w:rFonts w:ascii="Consolas" w:hAnsi="Consolas"/>
@@ -25513,17 +25470,17 @@
         </w:rPr>
         <w:t>using</w:t>
       </w:r>
-      <w:r>
-        <w:rPr>
-          <w:rFonts w:ascii="Consolas" w:hAnsi="Consolas"/>
-          <w:color w:val="000000"/>
-          <w:sz w:val="18"/>
-          <w:szCs w:val="18"/>
-          <w:lang w:val="en-US"/>
-        </w:rPr>
-        <w:t xml:space="preserve"> </w:t>
-      </w:r>
-      <w:proofErr w:type="gramStart"/>
+      <w:proofErr w:type="gramEnd"/>
+      <w:r>
+        <w:rPr>
+          <w:rFonts w:ascii="Consolas" w:hAnsi="Consolas"/>
+          <w:color w:val="000000"/>
+          <w:sz w:val="18"/>
+          <w:szCs w:val="18"/>
+          <w:lang w:val="en-US"/>
+        </w:rPr>
+        <w:t xml:space="preserve"> </w:t>
+      </w:r>
       <w:r>
         <w:rPr>
           <w:rFonts w:ascii="Consolas" w:hAnsi="Consolas"/>
@@ -25574,7 +25531,6 @@
         </w:rPr>
         <w:t>Tasks</w:t>
       </w:r>
-      <w:proofErr w:type="gramEnd"/>
       <w:r>
         <w:rPr>
           <w:rFonts w:ascii="Consolas" w:hAnsi="Consolas"/>
@@ -25888,6 +25844,7 @@
         </w:rPr>
         <w:t xml:space="preserve">    </w:t>
       </w:r>
+      <w:proofErr w:type="gramStart"/>
       <w:r>
         <w:rPr>
           <w:rFonts w:ascii="Consolas" w:hAnsi="Consolas"/>
@@ -25898,6 +25855,7 @@
         </w:rPr>
         <w:t>private</w:t>
       </w:r>
+      <w:proofErr w:type="gramEnd"/>
       <w:r>
         <w:rPr>
           <w:rFonts w:ascii="Consolas" w:hAnsi="Consolas"/>
@@ -25928,7 +25886,6 @@
         </w:rPr>
         <w:t xml:space="preserve"> </w:t>
       </w:r>
-      <w:proofErr w:type="gramStart"/>
       <w:r>
         <w:rPr>
           <w:rFonts w:ascii="Consolas" w:hAnsi="Consolas"/>
@@ -25947,18 +25904,7 @@
           <w:szCs w:val="18"/>
           <w:lang w:val="en-US"/>
         </w:rPr>
-        <w:t>[</w:t>
-      </w:r>
-      <w:proofErr w:type="gramEnd"/>
-      <w:r>
-        <w:rPr>
-          <w:rFonts w:ascii="Consolas" w:hAnsi="Consolas"/>
-          <w:color w:val="222222"/>
-          <w:sz w:val="18"/>
-          <w:szCs w:val="18"/>
-          <w:lang w:val="en-US"/>
-        </w:rPr>
-        <w:t>,]</w:t>
+        <w:t>[,]</w:t>
       </w:r>
       <w:r>
         <w:rPr>
@@ -26005,6 +25951,7 @@
         </w:rPr>
         <w:t xml:space="preserve">    </w:t>
       </w:r>
+      <w:proofErr w:type="gramStart"/>
       <w:r>
         <w:rPr>
           <w:rFonts w:ascii="Consolas" w:hAnsi="Consolas"/>
@@ -26015,6 +25962,7 @@
         </w:rPr>
         <w:t>public</w:t>
       </w:r>
+      <w:proofErr w:type="gramEnd"/>
       <w:r>
         <w:rPr>
           <w:rFonts w:ascii="Consolas" w:hAnsi="Consolas"/>
@@ -26065,7 +26013,6 @@
         </w:rPr>
         <w:t xml:space="preserve"> </w:t>
       </w:r>
-      <w:proofErr w:type="gramStart"/>
       <w:r>
         <w:rPr>
           <w:rFonts w:ascii="Consolas" w:hAnsi="Consolas"/>
@@ -26096,7 +26043,6 @@
         </w:rPr>
         <w:t>get</w:t>
       </w:r>
-      <w:proofErr w:type="gramEnd"/>
       <w:r>
         <w:rPr>
           <w:rFonts w:ascii="Consolas" w:hAnsi="Consolas"/>
@@ -26152,6 +26098,7 @@
         </w:rPr>
         <w:t xml:space="preserve">    </w:t>
       </w:r>
+      <w:proofErr w:type="gramStart"/>
       <w:r>
         <w:rPr>
           <w:rFonts w:ascii="Consolas" w:hAnsi="Consolas"/>
@@ -26162,6 +26109,7 @@
         </w:rPr>
         <w:t>public</w:t>
       </w:r>
+      <w:proofErr w:type="gramEnd"/>
       <w:r>
         <w:rPr>
           <w:rFonts w:ascii="Consolas" w:hAnsi="Consolas"/>
@@ -26212,7 +26160,6 @@
         </w:rPr>
         <w:t xml:space="preserve"> </w:t>
       </w:r>
-      <w:proofErr w:type="gramStart"/>
       <w:r>
         <w:rPr>
           <w:rFonts w:ascii="Consolas" w:hAnsi="Consolas"/>
@@ -26243,7 +26190,6 @@
         </w:rPr>
         <w:t>get</w:t>
       </w:r>
-      <w:proofErr w:type="gramEnd"/>
       <w:r>
         <w:rPr>
           <w:rFonts w:ascii="Consolas" w:hAnsi="Consolas"/>
@@ -26314,6 +26260,7 @@
         </w:rPr>
         <w:t xml:space="preserve">    </w:t>
       </w:r>
+      <w:proofErr w:type="gramStart"/>
       <w:r>
         <w:rPr>
           <w:rFonts w:ascii="Consolas" w:hAnsi="Consolas"/>
@@ -26324,17 +26271,17 @@
         </w:rPr>
         <w:t>public</w:t>
       </w:r>
-      <w:r>
-        <w:rPr>
-          <w:rFonts w:ascii="Consolas" w:hAnsi="Consolas"/>
-          <w:color w:val="000000"/>
-          <w:sz w:val="18"/>
-          <w:szCs w:val="18"/>
-          <w:lang w:val="en-US"/>
-        </w:rPr>
-        <w:t xml:space="preserve"> </w:t>
-      </w:r>
-      <w:proofErr w:type="gramStart"/>
+      <w:proofErr w:type="gramEnd"/>
+      <w:r>
+        <w:rPr>
+          <w:rFonts w:ascii="Consolas" w:hAnsi="Consolas"/>
+          <w:color w:val="000000"/>
+          <w:sz w:val="18"/>
+          <w:szCs w:val="18"/>
+          <w:lang w:val="en-US"/>
+        </w:rPr>
+        <w:t xml:space="preserve"> </w:t>
+      </w:r>
       <w:r>
         <w:rPr>
           <w:rFonts w:ascii="Consolas" w:hAnsi="Consolas"/>
@@ -26355,7 +26302,6 @@
         </w:rPr>
         <w:t>(</w:t>
       </w:r>
-      <w:proofErr w:type="gramEnd"/>
       <w:r>
         <w:rPr>
           <w:rFonts w:ascii="Consolas" w:hAnsi="Consolas"/>
@@ -26640,6 +26586,7 @@
         </w:rPr>
         <w:t xml:space="preserve">            </w:t>
       </w:r>
+      <w:proofErr w:type="gramStart"/>
       <w:r>
         <w:rPr>
           <w:rFonts w:ascii="Consolas" w:hAnsi="Consolas"/>
@@ -26650,6 +26597,7 @@
         </w:rPr>
         <w:t>throw</w:t>
       </w:r>
+      <w:proofErr w:type="gramEnd"/>
       <w:r>
         <w:rPr>
           <w:rFonts w:ascii="Consolas" w:hAnsi="Consolas"/>
@@ -26678,7 +26626,6 @@
         </w:rPr>
         <w:t xml:space="preserve"> </w:t>
       </w:r>
-      <w:proofErr w:type="gramStart"/>
       <w:r>
         <w:rPr>
           <w:rFonts w:ascii="Consolas" w:hAnsi="Consolas"/>
@@ -26698,7 +26645,6 @@
         </w:rPr>
         <w:t>(</w:t>
       </w:r>
-      <w:proofErr w:type="gramEnd"/>
       <w:r>
         <w:rPr>
           <w:rFonts w:ascii="Consolas" w:hAnsi="Consolas"/>
@@ -27247,6 +27193,7 @@
         </w:rPr>
         <w:t xml:space="preserve">    </w:t>
       </w:r>
+      <w:proofErr w:type="gramStart"/>
       <w:r>
         <w:rPr>
           <w:rFonts w:ascii="Consolas" w:hAnsi="Consolas"/>
@@ -27257,6 +27204,7 @@
         </w:rPr>
         <w:t>public</w:t>
       </w:r>
+      <w:proofErr w:type="gramEnd"/>
       <w:r>
         <w:rPr>
           <w:rFonts w:ascii="Consolas" w:hAnsi="Consolas"/>
@@ -27287,7 +27235,6 @@
         </w:rPr>
         <w:t>(</w:t>
       </w:r>
-      <w:proofErr w:type="gramStart"/>
       <w:r>
         <w:rPr>
           <w:rFonts w:ascii="Consolas" w:hAnsi="Consolas"/>
@@ -27306,18 +27253,7 @@
           <w:szCs w:val="18"/>
           <w:lang w:val="en-US"/>
         </w:rPr>
-        <w:t>[</w:t>
-      </w:r>
-      <w:proofErr w:type="gramEnd"/>
-      <w:r>
-        <w:rPr>
-          <w:rFonts w:ascii="Consolas" w:hAnsi="Consolas"/>
-          <w:color w:val="222222"/>
-          <w:sz w:val="18"/>
-          <w:szCs w:val="18"/>
-          <w:lang w:val="en-US"/>
-        </w:rPr>
-        <w:t>,]</w:t>
+        <w:t>[,]</w:t>
       </w:r>
       <w:r>
         <w:rPr>
@@ -27589,6 +27525,7 @@
         </w:rPr>
         <w:t xml:space="preserve">        </w:t>
       </w:r>
+      <w:proofErr w:type="gramStart"/>
       <w:r>
         <w:rPr>
           <w:rFonts w:ascii="Consolas" w:hAnsi="Consolas"/>
@@ -27629,6 +27566,7 @@
         </w:rPr>
         <w:t>(</w:t>
       </w:r>
+      <w:proofErr w:type="gramEnd"/>
       <w:r>
         <w:rPr>
           <w:rFonts w:ascii="Consolas" w:hAnsi="Consolas"/>
@@ -27679,7 +27617,6 @@
         </w:rPr>
         <w:t xml:space="preserve"> </w:t>
       </w:r>
-      <w:proofErr w:type="gramStart"/>
       <w:r>
         <w:rPr>
           <w:rFonts w:ascii="Consolas" w:hAnsi="Consolas"/>
@@ -27710,7 +27647,6 @@
         </w:rPr>
         <w:t>Length</w:t>
       </w:r>
-      <w:proofErr w:type="gramEnd"/>
       <w:r>
         <w:rPr>
           <w:rFonts w:ascii="Consolas" w:hAnsi="Consolas"/>
@@ -27796,6 +27732,7 @@
         </w:rPr>
         <w:t xml:space="preserve">    </w:t>
       </w:r>
+      <w:proofErr w:type="gramStart"/>
       <w:r>
         <w:rPr>
           <w:rFonts w:ascii="Consolas" w:hAnsi="Consolas"/>
@@ -27806,6 +27743,7 @@
         </w:rPr>
         <w:t>public</w:t>
       </w:r>
+      <w:proofErr w:type="gramEnd"/>
       <w:r>
         <w:rPr>
           <w:rFonts w:ascii="Consolas" w:hAnsi="Consolas"/>
@@ -27836,7 +27774,6 @@
         </w:rPr>
         <w:t xml:space="preserve"> </w:t>
       </w:r>
-      <w:proofErr w:type="gramStart"/>
       <w:r>
         <w:rPr>
           <w:rFonts w:ascii="Consolas" w:hAnsi="Consolas"/>
@@ -27857,7 +27794,6 @@
         </w:rPr>
         <w:t>[</w:t>
       </w:r>
-      <w:proofErr w:type="gramEnd"/>
       <w:r>
         <w:rPr>
           <w:rFonts w:ascii="Consolas" w:hAnsi="Consolas"/>
@@ -28008,6 +27944,7 @@
         </w:rPr>
         <w:t xml:space="preserve">        </w:t>
       </w:r>
+      <w:proofErr w:type="gramStart"/>
       <w:r>
         <w:rPr>
           <w:rFonts w:ascii="Consolas" w:hAnsi="Consolas"/>
@@ -28018,6 +27955,7 @@
         </w:rPr>
         <w:t>get</w:t>
       </w:r>
+      <w:proofErr w:type="gramEnd"/>
       <w:r>
         <w:rPr>
           <w:rFonts w:ascii="Consolas" w:hAnsi="Consolas"/>
@@ -28036,20 +27974,8 @@
           <w:szCs w:val="18"/>
           <w:lang w:val="en-US"/>
         </w:rPr>
-        <w:t>_</w:t>
-      </w:r>
-      <w:proofErr w:type="gramStart"/>
-      <w:r>
-        <w:rPr>
-          <w:rFonts w:ascii="Consolas" w:hAnsi="Consolas"/>
-          <w:color w:val="222222"/>
-          <w:sz w:val="18"/>
-          <w:szCs w:val="18"/>
-          <w:lang w:val="en-US"/>
-        </w:rPr>
-        <w:t>data[</w:t>
-      </w:r>
-      <w:proofErr w:type="gramEnd"/>
+        <w:t>_data[</w:t>
+      </w:r>
       <w:r>
         <w:rPr>
           <w:rFonts w:ascii="Consolas" w:hAnsi="Consolas"/>
@@ -28125,6 +28051,7 @@
         </w:rPr>
         <w:t xml:space="preserve">        </w:t>
       </w:r>
+      <w:proofErr w:type="gramStart"/>
       <w:r>
         <w:rPr>
           <w:rFonts w:ascii="Consolas" w:hAnsi="Consolas"/>
@@ -28135,6 +28062,7 @@
         </w:rPr>
         <w:t>set</w:t>
       </w:r>
+      <w:proofErr w:type="gramEnd"/>
       <w:r>
         <w:rPr>
           <w:rFonts w:ascii="Consolas" w:hAnsi="Consolas"/>
@@ -28153,20 +28081,8 @@
           <w:szCs w:val="18"/>
           <w:lang w:val="en-US"/>
         </w:rPr>
-        <w:t>_</w:t>
-      </w:r>
-      <w:proofErr w:type="gramStart"/>
-      <w:r>
-        <w:rPr>
-          <w:rFonts w:ascii="Consolas" w:hAnsi="Consolas"/>
-          <w:color w:val="222222"/>
-          <w:sz w:val="18"/>
-          <w:szCs w:val="18"/>
-          <w:lang w:val="en-US"/>
-        </w:rPr>
-        <w:t>data[</w:t>
-      </w:r>
-      <w:proofErr w:type="gramEnd"/>
+        <w:t>_data[</w:t>
+      </w:r>
       <w:r>
         <w:rPr>
           <w:rFonts w:ascii="Consolas" w:hAnsi="Consolas"/>
@@ -28459,6 +28375,7 @@
         </w:rPr>
         <w:t xml:space="preserve">    </w:t>
       </w:r>
+      <w:proofErr w:type="gramStart"/>
       <w:r>
         <w:rPr>
           <w:rFonts w:ascii="Consolas" w:hAnsi="Consolas"/>
@@ -28469,6 +28386,7 @@
         </w:rPr>
         <w:t>public</w:t>
       </w:r>
+      <w:proofErr w:type="gramEnd"/>
       <w:r>
         <w:rPr>
           <w:rFonts w:ascii="Consolas" w:hAnsi="Consolas"/>
@@ -28519,7 +28437,6 @@
         </w:rPr>
         <w:t xml:space="preserve"> </w:t>
       </w:r>
-      <w:proofErr w:type="gramStart"/>
       <w:r>
         <w:rPr>
           <w:rFonts w:ascii="Consolas" w:hAnsi="Consolas"/>
@@ -28540,7 +28457,6 @@
         </w:rPr>
         <w:t>(</w:t>
       </w:r>
-      <w:proofErr w:type="gramEnd"/>
       <w:r>
         <w:rPr>
           <w:rFonts w:ascii="Consolas" w:hAnsi="Consolas"/>
@@ -28877,6 +28793,7 @@
         <w:lastRenderedPageBreak/>
         <w:t xml:space="preserve">            </w:t>
       </w:r>
+      <w:proofErr w:type="gramStart"/>
       <w:r>
         <w:rPr>
           <w:rFonts w:ascii="Consolas" w:hAnsi="Consolas"/>
@@ -28887,6 +28804,7 @@
         </w:rPr>
         <w:t>throw</w:t>
       </w:r>
+      <w:proofErr w:type="gramEnd"/>
       <w:r>
         <w:rPr>
           <w:rFonts w:ascii="Consolas" w:hAnsi="Consolas"/>
@@ -28917,7 +28835,6 @@
         </w:rPr>
         <w:t xml:space="preserve"> </w:t>
       </w:r>
-      <w:proofErr w:type="gramStart"/>
       <w:r>
         <w:rPr>
           <w:rFonts w:ascii="Consolas" w:hAnsi="Consolas"/>
@@ -28938,7 +28855,6 @@
         </w:rPr>
         <w:t>(</w:t>
       </w:r>
-      <w:proofErr w:type="gramEnd"/>
       <w:r>
         <w:rPr>
           <w:rFonts w:ascii="Consolas" w:hAnsi="Consolas"/>
@@ -29085,6 +29001,7 @@
         </w:rPr>
         <w:t xml:space="preserve">        </w:t>
       </w:r>
+      <w:proofErr w:type="gramStart"/>
       <w:r>
         <w:rPr>
           <w:rFonts w:ascii="Consolas" w:hAnsi="Consolas"/>
@@ -29095,6 +29012,7 @@
         </w:rPr>
         <w:t>if</w:t>
       </w:r>
+      <w:proofErr w:type="gramEnd"/>
       <w:r>
         <w:rPr>
           <w:rFonts w:ascii="Consolas" w:hAnsi="Consolas"/>
@@ -29115,7 +29033,6 @@
         </w:rPr>
         <w:t>(</w:t>
       </w:r>
-      <w:proofErr w:type="gramStart"/>
       <w:r>
         <w:rPr>
           <w:rFonts w:ascii="Consolas" w:hAnsi="Consolas"/>
@@ -29146,7 +29063,6 @@
         </w:rPr>
         <w:t>Rows</w:t>
       </w:r>
-      <w:proofErr w:type="gramEnd"/>
       <w:r>
         <w:rPr>
           <w:rFonts w:ascii="Consolas" w:hAnsi="Consolas"/>
@@ -29292,6 +29208,7 @@
         </w:rPr>
         <w:t xml:space="preserve">            </w:t>
       </w:r>
+      <w:proofErr w:type="gramStart"/>
       <w:r>
         <w:rPr>
           <w:rFonts w:ascii="Consolas" w:hAnsi="Consolas"/>
@@ -29302,6 +29219,7 @@
         </w:rPr>
         <w:t>throw</w:t>
       </w:r>
+      <w:proofErr w:type="gramEnd"/>
       <w:r>
         <w:rPr>
           <w:rFonts w:ascii="Consolas" w:hAnsi="Consolas"/>
@@ -29332,7 +29250,6 @@
         </w:rPr>
         <w:t xml:space="preserve"> </w:t>
       </w:r>
-      <w:proofErr w:type="gramStart"/>
       <w:r>
         <w:rPr>
           <w:rFonts w:ascii="Consolas" w:hAnsi="Consolas"/>
@@ -29353,7 +29270,6 @@
         </w:rPr>
         <w:t>(</w:t>
       </w:r>
-      <w:proofErr w:type="gramEnd"/>
       <w:r>
         <w:rPr>
           <w:rFonts w:ascii="Consolas" w:hAnsi="Consolas"/>
@@ -29490,6 +29406,7 @@
         </w:rPr>
         <w:t xml:space="preserve">        </w:t>
       </w:r>
+      <w:proofErr w:type="gramStart"/>
       <w:r>
         <w:rPr>
           <w:rFonts w:ascii="Consolas" w:hAnsi="Consolas"/>
@@ -29500,6 +29417,7 @@
         </w:rPr>
         <w:t>var</w:t>
       </w:r>
+      <w:proofErr w:type="gramEnd"/>
       <w:r>
         <w:rPr>
           <w:rFonts w:ascii="Consolas" w:hAnsi="Consolas"/>
@@ -29550,7 +29468,6 @@
         </w:rPr>
         <w:t xml:space="preserve"> </w:t>
       </w:r>
-      <w:proofErr w:type="gramStart"/>
       <w:r>
         <w:rPr>
           <w:rFonts w:ascii="Consolas" w:hAnsi="Consolas"/>
@@ -29571,7 +29488,6 @@
         </w:rPr>
         <w:t>(</w:t>
       </w:r>
-      <w:proofErr w:type="gramEnd"/>
       <w:r>
         <w:rPr>
           <w:rFonts w:ascii="Consolas" w:hAnsi="Consolas"/>
@@ -29837,6 +29753,7 @@
         </w:rPr>
         <w:t xml:space="preserve">        </w:t>
       </w:r>
+      <w:proofErr w:type="gramStart"/>
       <w:r>
         <w:rPr>
           <w:rFonts w:ascii="Consolas" w:hAnsi="Consolas"/>
@@ -29847,6 +29764,7 @@
         </w:rPr>
         <w:t>int</w:t>
       </w:r>
+      <w:proofErr w:type="gramEnd"/>
       <w:r>
         <w:rPr>
           <w:rFonts w:ascii="Consolas" w:hAnsi="Consolas"/>
@@ -29877,7 +29795,6 @@
         </w:rPr>
         <w:t xml:space="preserve"> = </w:t>
       </w:r>
-      <w:proofErr w:type="gramStart"/>
       <w:r>
         <w:rPr>
           <w:rFonts w:ascii="Consolas" w:hAnsi="Consolas"/>
@@ -29908,7 +29825,6 @@
         </w:rPr>
         <w:t>Rows</w:t>
       </w:r>
-      <w:proofErr w:type="gramEnd"/>
       <w:r>
         <w:rPr>
           <w:rFonts w:ascii="Consolas" w:hAnsi="Consolas"/>
@@ -30464,6 +30380,7 @@
         </w:rPr>
         <w:t xml:space="preserve">            </w:t>
       </w:r>
+      <w:proofErr w:type="gramStart"/>
       <w:r>
         <w:rPr>
           <w:rFonts w:ascii="Consolas" w:hAnsi="Consolas"/>
@@ -30474,6 +30391,7 @@
         </w:rPr>
         <w:t>int</w:t>
       </w:r>
+      <w:proofErr w:type="gramEnd"/>
       <w:r>
         <w:rPr>
           <w:rFonts w:ascii="Consolas" w:hAnsi="Consolas"/>
@@ -30554,7 +30472,6 @@
         </w:rPr>
         <w:t xml:space="preserve"> &lt; </w:t>
       </w:r>
-      <w:proofErr w:type="gramStart"/>
       <w:r>
         <w:rPr>
           <w:rFonts w:ascii="Consolas" w:hAnsi="Consolas"/>
@@ -30573,20 +30490,8 @@
           <w:szCs w:val="18"/>
           <w:lang w:val="en-US"/>
         </w:rPr>
-        <w:t xml:space="preserve"> ?</w:t>
-      </w:r>
-      <w:proofErr w:type="gramEnd"/>
-      <w:r>
-        <w:rPr>
-          <w:rFonts w:ascii="Consolas" w:hAnsi="Consolas"/>
-          <w:color w:val="000000"/>
-          <w:sz w:val="18"/>
-          <w:szCs w:val="18"/>
-          <w:lang w:val="en-US"/>
-        </w:rPr>
-        <w:t xml:space="preserve"> </w:t>
-      </w:r>
-      <w:proofErr w:type="gramStart"/>
+        <w:t xml:space="preserve"> ? </w:t>
+      </w:r>
       <w:r>
         <w:rPr>
           <w:rFonts w:ascii="Consolas" w:hAnsi="Consolas"/>
@@ -30605,18 +30510,7 @@
           <w:szCs w:val="18"/>
           <w:lang w:val="en-US"/>
         </w:rPr>
-        <w:t xml:space="preserve"> :</w:t>
-      </w:r>
-      <w:proofErr w:type="gramEnd"/>
-      <w:r>
-        <w:rPr>
-          <w:rFonts w:ascii="Consolas" w:hAnsi="Consolas"/>
-          <w:color w:val="000000"/>
-          <w:sz w:val="18"/>
-          <w:szCs w:val="18"/>
-          <w:lang w:val="en-US"/>
-        </w:rPr>
-        <w:t xml:space="preserve"> </w:t>
+        <w:t xml:space="preserve"> : </w:t>
       </w:r>
       <w:r>
         <w:rPr>
@@ -31028,6 +30922,7 @@
         </w:rPr>
         <w:t xml:space="preserve">            </w:t>
       </w:r>
+      <w:proofErr w:type="gramStart"/>
       <w:r>
         <w:rPr>
           <w:rFonts w:ascii="Consolas" w:hAnsi="Consolas"/>
@@ -31048,6 +30943,7 @@
         </w:rPr>
         <w:t>[</w:t>
       </w:r>
+      <w:proofErr w:type="gramEnd"/>
       <w:r>
         <w:rPr>
           <w:rFonts w:ascii="Consolas" w:hAnsi="Consolas"/>
@@ -31128,7 +31024,6 @@
         </w:rPr>
         <w:t xml:space="preserve"> =&gt; </w:t>
       </w:r>
-      <w:proofErr w:type="gramStart"/>
       <w:r>
         <w:rPr>
           <w:rFonts w:ascii="Consolas" w:hAnsi="Consolas"/>
@@ -31149,7 +31044,6 @@
         </w:rPr>
         <w:t>(</w:t>
       </w:r>
-      <w:proofErr w:type="gramEnd"/>
       <w:r>
         <w:rPr>
           <w:rFonts w:ascii="Consolas" w:hAnsi="Consolas"/>
@@ -31665,6 +31559,7 @@
         </w:rPr>
         <w:t xml:space="preserve">    </w:t>
       </w:r>
+      <w:proofErr w:type="gramStart"/>
       <w:r>
         <w:rPr>
           <w:rFonts w:ascii="Consolas" w:hAnsi="Consolas"/>
@@ -31675,6 +31570,7 @@
         </w:rPr>
         <w:t>public</w:t>
       </w:r>
+      <w:proofErr w:type="gramEnd"/>
       <w:r>
         <w:rPr>
           <w:rFonts w:ascii="Consolas" w:hAnsi="Consolas"/>
@@ -31725,7 +31621,6 @@
         </w:rPr>
         <w:t xml:space="preserve"> </w:t>
       </w:r>
-      <w:proofErr w:type="gramStart"/>
       <w:r>
         <w:rPr>
           <w:rFonts w:ascii="Consolas" w:hAnsi="Consolas"/>
@@ -31746,7 +31641,6 @@
         </w:rPr>
         <w:t>(</w:t>
       </w:r>
-      <w:proofErr w:type="gramEnd"/>
       <w:r>
         <w:rPr>
           <w:rFonts w:ascii="Consolas" w:hAnsi="Consolas"/>
@@ -32287,6 +32181,7 @@
         </w:rPr>
         <w:t xml:space="preserve">            </w:t>
       </w:r>
+      <w:proofErr w:type="gramStart"/>
       <w:r>
         <w:rPr>
           <w:rFonts w:ascii="Consolas" w:hAnsi="Consolas"/>
@@ -32297,6 +32192,7 @@
         </w:rPr>
         <w:t>for</w:t>
       </w:r>
+      <w:proofErr w:type="gramEnd"/>
       <w:r>
         <w:rPr>
           <w:rFonts w:ascii="Consolas" w:hAnsi="Consolas"/>
@@ -32407,7 +32303,6 @@
         </w:rPr>
         <w:t xml:space="preserve"> &lt; </w:t>
       </w:r>
-      <w:proofErr w:type="gramStart"/>
       <w:r>
         <w:rPr>
           <w:rFonts w:ascii="Consolas" w:hAnsi="Consolas"/>
@@ -32436,18 +32331,7 @@
           <w:szCs w:val="18"/>
           <w:lang w:val="en-US"/>
         </w:rPr>
-        <w:t>Columns</w:t>
-      </w:r>
-      <w:proofErr w:type="gramEnd"/>
-      <w:r>
-        <w:rPr>
-          <w:rFonts w:ascii="Consolas" w:hAnsi="Consolas"/>
-          <w:color w:val="222222"/>
-          <w:sz w:val="18"/>
-          <w:szCs w:val="18"/>
-          <w:lang w:val="en-US"/>
-        </w:rPr>
-        <w:t>;</w:t>
+        <w:t>Columns;</w:t>
       </w:r>
       <w:r>
         <w:rPr>
@@ -33106,6 +32990,7 @@
         </w:rPr>
         <w:t xml:space="preserve"> </w:t>
       </w:r>
+      <w:proofErr w:type="gramStart"/>
       <w:r>
         <w:rPr>
           <w:rFonts w:ascii="Consolas" w:hAnsi="Consolas"/>
@@ -33116,6 +33001,7 @@
         </w:rPr>
         <w:t>public</w:t>
       </w:r>
+      <w:proofErr w:type="gramEnd"/>
       <w:r>
         <w:rPr>
           <w:rFonts w:ascii="Consolas" w:hAnsi="Consolas"/>
@@ -33166,7 +33052,6 @@
         </w:rPr>
         <w:t xml:space="preserve"> </w:t>
       </w:r>
-      <w:proofErr w:type="gramStart"/>
       <w:r>
         <w:rPr>
           <w:rFonts w:ascii="Consolas" w:hAnsi="Consolas"/>
@@ -33187,7 +33072,6 @@
         </w:rPr>
         <w:t>(</w:t>
       </w:r>
-      <w:proofErr w:type="gramEnd"/>
       <w:r>
         <w:rPr>
           <w:rFonts w:ascii="Consolas" w:hAnsi="Consolas"/>
@@ -33528,6 +33412,7 @@
         </w:rPr>
         <w:t xml:space="preserve">        </w:t>
       </w:r>
+      <w:proofErr w:type="gramStart"/>
       <w:r>
         <w:rPr>
           <w:rFonts w:ascii="Consolas" w:hAnsi="Consolas"/>
@@ -33538,6 +33423,7 @@
         </w:rPr>
         <w:t>var</w:t>
       </w:r>
+      <w:proofErr w:type="gramEnd"/>
       <w:r>
         <w:rPr>
           <w:rFonts w:ascii="Consolas" w:hAnsi="Consolas"/>
@@ -33588,7 +33474,6 @@
         </w:rPr>
         <w:t xml:space="preserve"> </w:t>
       </w:r>
-      <w:proofErr w:type="gramStart"/>
       <w:r>
         <w:rPr>
           <w:rFonts w:ascii="Consolas" w:hAnsi="Consolas"/>
@@ -33609,7 +33494,6 @@
         </w:rPr>
         <w:t>(</w:t>
       </w:r>
-      <w:proofErr w:type="gramEnd"/>
       <w:r>
         <w:rPr>
           <w:rFonts w:ascii="Consolas" w:hAnsi="Consolas"/>
@@ -34587,6 +34471,7 @@
         </w:rPr>
         <w:t xml:space="preserve">    </w:t>
       </w:r>
+      <w:proofErr w:type="gramStart"/>
       <w:r>
         <w:rPr>
           <w:rFonts w:ascii="Consolas" w:hAnsi="Consolas"/>
@@ -34597,6 +34482,7 @@
         </w:rPr>
         <w:t>public</w:t>
       </w:r>
+      <w:proofErr w:type="gramEnd"/>
       <w:r>
         <w:rPr>
           <w:rFonts w:ascii="Consolas" w:hAnsi="Consolas"/>
@@ -34647,7 +34533,6 @@
         </w:rPr>
         <w:t xml:space="preserve"> </w:t>
       </w:r>
-      <w:proofErr w:type="gramStart"/>
       <w:r>
         <w:rPr>
           <w:rFonts w:ascii="Consolas" w:hAnsi="Consolas"/>
@@ -34666,18 +34551,7 @@
           <w:szCs w:val="18"/>
           <w:lang w:val="en-US"/>
         </w:rPr>
-        <w:t>(</w:t>
-      </w:r>
-      <w:proofErr w:type="gramEnd"/>
-      <w:r>
-        <w:rPr>
-          <w:rFonts w:ascii="Consolas" w:hAnsi="Consolas"/>
-          <w:color w:val="222222"/>
-          <w:sz w:val="18"/>
-          <w:szCs w:val="18"/>
-          <w:lang w:val="en-US"/>
-        </w:rPr>
-        <w:t>)</w:t>
+        <w:t>()</w:t>
       </w:r>
     </w:p>
     <w:p>
@@ -34739,6 +34613,7 @@
         </w:rPr>
         <w:t xml:space="preserve">        </w:t>
       </w:r>
+      <w:proofErr w:type="gramStart"/>
       <w:r>
         <w:rPr>
           <w:rFonts w:ascii="Consolas" w:hAnsi="Consolas"/>
@@ -34749,6 +34624,7 @@
         </w:rPr>
         <w:t>var</w:t>
       </w:r>
+      <w:proofErr w:type="gramEnd"/>
       <w:r>
         <w:rPr>
           <w:rFonts w:ascii="Consolas" w:hAnsi="Consolas"/>
@@ -34799,7 +34675,6 @@
         </w:rPr>
         <w:t xml:space="preserve"> </w:t>
       </w:r>
-      <w:proofErr w:type="gramStart"/>
       <w:r>
         <w:rPr>
           <w:rFonts w:ascii="Consolas" w:hAnsi="Consolas"/>
@@ -34850,7 +34725,6 @@
         </w:rPr>
         <w:t>StringBuilder</w:t>
       </w:r>
-      <w:proofErr w:type="gramEnd"/>
       <w:r>
         <w:rPr>
           <w:rFonts w:ascii="Consolas" w:hAnsi="Consolas"/>
@@ -35377,17 +35251,17 @@
         </w:rPr>
         <w:t>Append</w:t>
       </w:r>
+      <w:r>
+        <w:rPr>
+          <w:rFonts w:ascii="Consolas" w:hAnsi="Consolas"/>
+          <w:color w:val="222222"/>
+          <w:sz w:val="18"/>
+          <w:szCs w:val="18"/>
+          <w:lang w:val="en-US"/>
+        </w:rPr>
+        <w:t>(</w:t>
+      </w:r>
       <w:proofErr w:type="gramEnd"/>
-      <w:r>
-        <w:rPr>
-          <w:rFonts w:ascii="Consolas" w:hAnsi="Consolas"/>
-          <w:color w:val="222222"/>
-          <w:sz w:val="18"/>
-          <w:szCs w:val="18"/>
-          <w:lang w:val="en-US"/>
-        </w:rPr>
-        <w:t>(</w:t>
-      </w:r>
       <w:r>
         <w:rPr>
           <w:rFonts w:ascii="Consolas" w:hAnsi="Consolas"/>
@@ -35599,6 +35473,16 @@
         </w:rPr>
         <w:t>AppendLine</w:t>
       </w:r>
+      <w:r>
+        <w:rPr>
+          <w:rFonts w:ascii="Consolas" w:hAnsi="Consolas"/>
+          <w:color w:val="222222"/>
+          <w:sz w:val="18"/>
+          <w:szCs w:val="18"/>
+          <w:lang w:val="en-US"/>
+        </w:rPr>
+        <w:t>(</w:t>
+      </w:r>
       <w:proofErr w:type="gramEnd"/>
       <w:r>
         <w:rPr>
@@ -35608,7 +35492,7 @@
           <w:szCs w:val="18"/>
           <w:lang w:val="en-US"/>
         </w:rPr>
-        <w:t>();</w:t>
+        <w:t>);</w:t>
       </w:r>
     </w:p>
     <w:p>
@@ -35670,6 +35554,7 @@
         </w:rPr>
         <w:t xml:space="preserve">        </w:t>
       </w:r>
+      <w:proofErr w:type="gramStart"/>
       <w:r>
         <w:rPr>
           <w:rFonts w:ascii="Consolas" w:hAnsi="Consolas"/>
@@ -35680,17 +35565,17 @@
         </w:rPr>
         <w:t>return</w:t>
       </w:r>
-      <w:r>
-        <w:rPr>
-          <w:rFonts w:ascii="Consolas" w:hAnsi="Consolas"/>
-          <w:color w:val="000000"/>
-          <w:sz w:val="18"/>
-          <w:szCs w:val="18"/>
-          <w:lang w:val="en-US"/>
-        </w:rPr>
-        <w:t xml:space="preserve"> </w:t>
-      </w:r>
-      <w:proofErr w:type="gramStart"/>
+      <w:proofErr w:type="gramEnd"/>
+      <w:r>
+        <w:rPr>
+          <w:rFonts w:ascii="Consolas" w:hAnsi="Consolas"/>
+          <w:color w:val="000000"/>
+          <w:sz w:val="18"/>
+          <w:szCs w:val="18"/>
+          <w:lang w:val="en-US"/>
+        </w:rPr>
+        <w:t xml:space="preserve"> </w:t>
+      </w:r>
       <w:r>
         <w:rPr>
           <w:rFonts w:ascii="Consolas" w:hAnsi="Consolas"/>
@@ -35721,7 +35606,6 @@
         </w:rPr>
         <w:t>ToString</w:t>
       </w:r>
-      <w:proofErr w:type="gramEnd"/>
       <w:r>
         <w:rPr>
           <w:rFonts w:ascii="Consolas" w:hAnsi="Consolas"/>
@@ -36012,6 +35896,7 @@
         </w:rPr>
         <w:t xml:space="preserve">    </w:t>
       </w:r>
+      <w:proofErr w:type="gramStart"/>
       <w:r>
         <w:rPr>
           <w:rFonts w:ascii="Consolas" w:hAnsi="Consolas"/>
@@ -36022,6 +35907,7 @@
         </w:rPr>
         <w:t>public</w:t>
       </w:r>
+      <w:proofErr w:type="gramEnd"/>
       <w:r>
         <w:rPr>
           <w:rFonts w:ascii="Consolas" w:hAnsi="Consolas"/>
@@ -36072,7 +35958,6 @@
         </w:rPr>
         <w:t xml:space="preserve"> </w:t>
       </w:r>
-      <w:proofErr w:type="gramStart"/>
       <w:r>
         <w:rPr>
           <w:rFonts w:ascii="Consolas" w:hAnsi="Consolas"/>
@@ -36091,18 +35976,7 @@
           <w:szCs w:val="21"/>
           <w:lang w:val="en-US"/>
         </w:rPr>
-        <w:t>(</w:t>
-      </w:r>
-      <w:proofErr w:type="gramEnd"/>
-      <w:r>
-        <w:rPr>
-          <w:rFonts w:ascii="Consolas" w:hAnsi="Consolas"/>
-          <w:color w:val="222222"/>
-          <w:sz w:val="18"/>
-          <w:szCs w:val="21"/>
-          <w:lang w:val="en-US"/>
-        </w:rPr>
-        <w:t>)</w:t>
+        <w:t>()</w:t>
       </w:r>
     </w:p>
     <w:p>
@@ -36505,6 +36379,7 @@
         </w:rPr>
         <w:t xml:space="preserve">        </w:t>
       </w:r>
+      <w:proofErr w:type="gramStart"/>
       <w:r>
         <w:rPr>
           <w:rFonts w:ascii="Consolas" w:hAnsi="Consolas"/>
@@ -36515,6 +36390,7 @@
         </w:rPr>
         <w:t>var</w:t>
       </w:r>
+      <w:proofErr w:type="gramEnd"/>
       <w:r>
         <w:rPr>
           <w:rFonts w:ascii="Consolas" w:hAnsi="Consolas"/>
@@ -36565,7 +36441,6 @@
         </w:rPr>
         <w:t xml:space="preserve"> </w:t>
       </w:r>
-      <w:proofErr w:type="gramStart"/>
       <w:r>
         <w:rPr>
           <w:rFonts w:ascii="Consolas" w:hAnsi="Consolas"/>
@@ -36584,18 +36459,7 @@
           <w:szCs w:val="21"/>
           <w:lang w:val="en-US"/>
         </w:rPr>
-        <w:t>(</w:t>
-      </w:r>
-      <w:proofErr w:type="gramEnd"/>
-      <w:r>
-        <w:rPr>
-          <w:rFonts w:ascii="Consolas" w:hAnsi="Consolas"/>
-          <w:color w:val="222222"/>
-          <w:sz w:val="18"/>
-          <w:szCs w:val="21"/>
-          <w:lang w:val="en-US"/>
-        </w:rPr>
-        <w:t>);</w:t>
+        <w:t>();</w:t>
       </w:r>
     </w:p>
     <w:p>
@@ -37228,6 +37092,7 @@
         </w:rPr>
         <w:t xml:space="preserve">        </w:t>
       </w:r>
+      <w:proofErr w:type="gramStart"/>
       <w:r>
         <w:rPr>
           <w:rFonts w:ascii="Consolas" w:hAnsi="Consolas"/>
@@ -37238,6 +37103,7 @@
         </w:rPr>
         <w:t>var</w:t>
       </w:r>
+      <w:proofErr w:type="gramEnd"/>
       <w:r>
         <w:rPr>
           <w:rFonts w:ascii="Consolas" w:hAnsi="Consolas"/>
@@ -37268,7 +37134,6 @@
         </w:rPr>
         <w:t xml:space="preserve"> = </w:t>
       </w:r>
-      <w:proofErr w:type="gramStart"/>
       <w:r>
         <w:rPr>
           <w:rFonts w:ascii="Consolas" w:hAnsi="Consolas"/>
@@ -37339,7 +37204,6 @@
         </w:rPr>
         <w:t>StartNew</w:t>
       </w:r>
-      <w:proofErr w:type="gramEnd"/>
       <w:r>
         <w:rPr>
           <w:rFonts w:ascii="Consolas" w:hAnsi="Consolas"/>
@@ -37581,6 +37445,16 @@
         </w:rPr>
         <w:t>Stop</w:t>
       </w:r>
+      <w:r>
+        <w:rPr>
+          <w:rFonts w:ascii="Consolas" w:hAnsi="Consolas"/>
+          <w:color w:val="222222"/>
+          <w:sz w:val="18"/>
+          <w:szCs w:val="21"/>
+          <w:lang w:val="en-US"/>
+        </w:rPr>
+        <w:t>(</w:t>
+      </w:r>
       <w:proofErr w:type="gramEnd"/>
       <w:r>
         <w:rPr>
@@ -37590,7 +37464,7 @@
           <w:szCs w:val="21"/>
           <w:lang w:val="en-US"/>
         </w:rPr>
-        <w:t>();</w:t>
+        <w:t>);</w:t>
       </w:r>
     </w:p>
     <w:p>
@@ -37642,6 +37516,7 @@
         </w:rPr>
         <w:t xml:space="preserve">        </w:t>
       </w:r>
+      <w:proofErr w:type="gramStart"/>
       <w:r>
         <w:rPr>
           <w:rFonts w:ascii="Consolas" w:hAnsi="Consolas"/>
@@ -37682,6 +37557,7 @@
         </w:rPr>
         <w:t>(</w:t>
       </w:r>
+      <w:proofErr w:type="gramEnd"/>
       <w:r>
         <w:rPr>
           <w:rFonts w:ascii="Consolas" w:hAnsi="Consolas"/>
@@ -37759,7 +37635,6 @@
         </w:rPr>
         <w:t>{</w:t>
       </w:r>
-      <w:proofErr w:type="gramStart"/>
       <w:r>
         <w:rPr>
           <w:rFonts w:ascii="Consolas" w:hAnsi="Consolas"/>
@@ -37790,7 +37665,6 @@
         </w:rPr>
         <w:t>ElapsedMilliseconds</w:t>
       </w:r>
-      <w:proofErr w:type="gramEnd"/>
       <w:r>
         <w:rPr>
           <w:rFonts w:ascii="Consolas" w:hAnsi="Consolas"/>
@@ -38030,6 +37904,16 @@
         </w:rPr>
         <w:t>Restart</w:t>
       </w:r>
+      <w:r>
+        <w:rPr>
+          <w:rFonts w:ascii="Consolas" w:hAnsi="Consolas"/>
+          <w:color w:val="222222"/>
+          <w:sz w:val="18"/>
+          <w:szCs w:val="21"/>
+          <w:lang w:val="en-US"/>
+        </w:rPr>
+        <w:t>(</w:t>
+      </w:r>
       <w:proofErr w:type="gramEnd"/>
       <w:r>
         <w:rPr>
@@ -38039,7 +37923,7 @@
           <w:szCs w:val="21"/>
           <w:lang w:val="en-US"/>
         </w:rPr>
-        <w:t>();</w:t>
+        <w:t>);</w:t>
       </w:r>
     </w:p>
     <w:p>
@@ -38066,6 +37950,7 @@
         </w:rPr>
         <w:t xml:space="preserve">        </w:t>
       </w:r>
+      <w:proofErr w:type="gramStart"/>
       <w:r>
         <w:rPr>
           <w:rFonts w:ascii="Consolas" w:hAnsi="Consolas"/>
@@ -38076,6 +37961,7 @@
         </w:rPr>
         <w:t>var</w:t>
       </w:r>
+      <w:proofErr w:type="gramEnd"/>
       <w:r>
         <w:rPr>
           <w:rFonts w:ascii="Consolas" w:hAnsi="Consolas"/>
@@ -38126,7 +38012,6 @@
         </w:rPr>
         <w:t xml:space="preserve"> </w:t>
       </w:r>
-      <w:proofErr w:type="gramStart"/>
       <w:r>
         <w:rPr>
           <w:rFonts w:ascii="Consolas" w:hAnsi="Consolas"/>
@@ -38145,18 +38030,7 @@
           <w:szCs w:val="21"/>
           <w:lang w:val="en-US"/>
         </w:rPr>
-        <w:t>(</w:t>
-      </w:r>
-      <w:proofErr w:type="gramEnd"/>
-      <w:r>
-        <w:rPr>
-          <w:rFonts w:ascii="Consolas" w:hAnsi="Consolas"/>
-          <w:color w:val="222222"/>
-          <w:sz w:val="18"/>
-          <w:szCs w:val="21"/>
-          <w:lang w:val="en-US"/>
-        </w:rPr>
-        <w:t>rows,</w:t>
+        <w:t>(rows,</w:t>
       </w:r>
       <w:r>
         <w:rPr>
@@ -38429,6 +38303,16 @@
         </w:rPr>
         <w:t>Stop</w:t>
       </w:r>
+      <w:r>
+        <w:rPr>
+          <w:rFonts w:ascii="Consolas" w:hAnsi="Consolas"/>
+          <w:color w:val="222222"/>
+          <w:sz w:val="18"/>
+          <w:szCs w:val="21"/>
+          <w:lang w:val="en-US"/>
+        </w:rPr>
+        <w:t>(</w:t>
+      </w:r>
       <w:proofErr w:type="gramEnd"/>
       <w:r>
         <w:rPr>
@@ -38438,7 +38322,7 @@
           <w:szCs w:val="21"/>
           <w:lang w:val="en-US"/>
         </w:rPr>
-        <w:t>();</w:t>
+        <w:t>);</w:t>
       </w:r>
     </w:p>
     <w:p>
@@ -38490,6 +38374,7 @@
         </w:rPr>
         <w:t xml:space="preserve">        </w:t>
       </w:r>
+      <w:proofErr w:type="gramStart"/>
       <w:r>
         <w:rPr>
           <w:rFonts w:ascii="Consolas" w:hAnsi="Consolas"/>
@@ -38530,6 +38415,7 @@
         </w:rPr>
         <w:t>(</w:t>
       </w:r>
+      <w:proofErr w:type="gramEnd"/>
       <w:r>
         <w:rPr>
           <w:rFonts w:ascii="Consolas" w:hAnsi="Consolas"/>
@@ -38607,7 +38493,6 @@
         </w:rPr>
         <w:t>{</w:t>
       </w:r>
-      <w:proofErr w:type="gramStart"/>
       <w:r>
         <w:rPr>
           <w:rFonts w:ascii="Consolas" w:hAnsi="Consolas"/>
@@ -38638,7 +38523,6 @@
         </w:rPr>
         <w:t>ElapsedMilliseconds</w:t>
       </w:r>
-      <w:proofErr w:type="gramEnd"/>
       <w:r>
         <w:rPr>
           <w:rFonts w:ascii="Consolas" w:hAnsi="Consolas"/>
@@ -39307,6 +39191,7 @@
         </w:rPr>
         <w:t xml:space="preserve">                </w:t>
       </w:r>
+      <w:proofErr w:type="gramStart"/>
       <w:r>
         <w:rPr>
           <w:rFonts w:ascii="Consolas" w:hAnsi="Consolas"/>
@@ -39317,6 +39202,7 @@
         </w:rPr>
         <w:t>if</w:t>
       </w:r>
+      <w:proofErr w:type="gramEnd"/>
       <w:r>
         <w:rPr>
           <w:rFonts w:ascii="Consolas" w:hAnsi="Consolas"/>
@@ -39377,7 +39263,6 @@
         </w:rPr>
         <w:t>(</w:t>
       </w:r>
-      <w:proofErr w:type="gramStart"/>
       <w:r>
         <w:rPr>
           <w:rFonts w:ascii="Consolas" w:hAnsi="Consolas"/>
@@ -39398,7 +39283,6 @@
         </w:rPr>
         <w:t>[</w:t>
       </w:r>
-      <w:proofErr w:type="gramEnd"/>
       <w:r>
         <w:rPr>
           <w:rFonts w:ascii="Consolas" w:hAnsi="Consolas"/>
@@ -39800,6 +39684,7 @@
         <w:lastRenderedPageBreak/>
         <w:t xml:space="preserve">            </w:t>
       </w:r>
+      <w:proofErr w:type="gramStart"/>
       <w:r>
         <w:rPr>
           <w:rFonts w:ascii="Consolas" w:hAnsi="Consolas"/>
@@ -39810,17 +39695,17 @@
         </w:rPr>
         <w:t>if</w:t>
       </w:r>
-      <w:r>
-        <w:rPr>
-          <w:rFonts w:ascii="Consolas" w:hAnsi="Consolas"/>
-          <w:color w:val="000000"/>
-          <w:sz w:val="18"/>
-          <w:szCs w:val="21"/>
-          <w:lang w:val="en-US"/>
-        </w:rPr>
-        <w:t xml:space="preserve"> </w:t>
-      </w:r>
-      <w:proofErr w:type="gramStart"/>
+      <w:proofErr w:type="gramEnd"/>
+      <w:r>
+        <w:rPr>
+          <w:rFonts w:ascii="Consolas" w:hAnsi="Consolas"/>
+          <w:color w:val="000000"/>
+          <w:sz w:val="18"/>
+          <w:szCs w:val="21"/>
+          <w:lang w:val="en-US"/>
+        </w:rPr>
+        <w:t xml:space="preserve"> </w:t>
+      </w:r>
       <w:r>
         <w:rPr>
           <w:rFonts w:ascii="Consolas" w:hAnsi="Consolas"/>
@@ -39851,7 +39736,6 @@
         </w:rPr>
         <w:t>correct</w:t>
       </w:r>
-      <w:proofErr w:type="gramEnd"/>
       <w:r>
         <w:rPr>
           <w:rFonts w:ascii="Consolas" w:hAnsi="Consolas"/>
@@ -39977,6 +39861,7 @@
         </w:rPr>
         <w:t xml:space="preserve">        </w:t>
       </w:r>
+      <w:proofErr w:type="gramStart"/>
       <w:r>
         <w:rPr>
           <w:rFonts w:ascii="Consolas" w:hAnsi="Consolas"/>
@@ -40017,6 +39902,7 @@
         </w:rPr>
         <w:t>(</w:t>
       </w:r>
+      <w:proofErr w:type="gramEnd"/>
       <w:r>
         <w:rPr>
           <w:rFonts w:ascii="Consolas" w:hAnsi="Consolas"/>
@@ -40056,7 +39942,6 @@
         </w:rPr>
         <w:t>{(</w:t>
       </w:r>
-      <w:proofErr w:type="gramStart"/>
       <w:r>
         <w:rPr>
           <w:rFonts w:ascii="Consolas" w:hAnsi="Consolas"/>
@@ -40087,7 +39972,6 @@
         </w:rPr>
         <w:t>?</w:t>
       </w:r>
-      <w:proofErr w:type="gramEnd"/>
       <w:r>
         <w:rPr>
           <w:rFonts w:ascii="Consolas" w:hAnsi="Consolas"/>
@@ -41135,7 +41019,7 @@
 </file>
 
 <file path=word/endnotes.xml><?xml version="1.0" encoding="utf-8"?>
-<w:endnotes xmlns:wpc="http://schemas.microsoft.com/office/word/2010/wordprocessingCanvas" xmlns:cx="http://schemas.microsoft.com/office/drawing/2014/chartex" xmlns:mc="http://schemas.openxmlformats.org/markup-compatibility/2006" xmlns:o="urn:schemas-microsoft-com:office:office" xmlns:r="http://schemas.openxmlformats.org/officeDocument/2006/relationships" xmlns:m="http://schemas.openxmlformats.org/officeDocument/2006/math" xmlns:v="urn:schemas-microsoft-com:vml" xmlns:wp14="http://schemas.microsoft.com/office/word/2010/wordprocessingDrawing" xmlns:wp="http://schemas.openxmlformats.org/drawingml/2006/wordprocessingDrawing" xmlns:w10="urn:schemas-microsoft-com:office:word" xmlns:w="http://schemas.openxmlformats.org/wordprocessingml/2006/main" xmlns:w14="http://schemas.microsoft.com/office/word/2010/wordml" xmlns:w15="http://schemas.microsoft.com/office/word/2012/wordml" xmlns:w16se="http://schemas.microsoft.com/office/word/2015/wordml/symex" xmlns:wpg="http://schemas.microsoft.com/office/word/2010/wordprocessingGroup" xmlns:wpi="http://schemas.microsoft.com/office/word/2010/wordprocessingInk" xmlns:wne="http://schemas.microsoft.com/office/word/2006/wordml" xmlns:wps="http://schemas.microsoft.com/office/word/2010/wordprocessingShape" mc:Ignorable="w14 w15 w16se wp14">
+<w:endnotes xmlns:wpc="http://schemas.microsoft.com/office/word/2010/wordprocessingCanvas" xmlns:mc="http://schemas.openxmlformats.org/markup-compatibility/2006" xmlns:o="urn:schemas-microsoft-com:office:office" xmlns:r="http://schemas.openxmlformats.org/officeDocument/2006/relationships" xmlns:m="http://schemas.openxmlformats.org/officeDocument/2006/math" xmlns:v="urn:schemas-microsoft-com:vml" xmlns:wp14="http://schemas.microsoft.com/office/word/2010/wordprocessingDrawing" xmlns:wp="http://schemas.openxmlformats.org/drawingml/2006/wordprocessingDrawing" xmlns:w10="urn:schemas-microsoft-com:office:word" xmlns:w="http://schemas.openxmlformats.org/wordprocessingml/2006/main" xmlns:w14="http://schemas.microsoft.com/office/word/2010/wordml" xmlns:w15="http://schemas.microsoft.com/office/word/2012/wordml" xmlns:wpg="http://schemas.microsoft.com/office/word/2010/wordprocessingGroup" xmlns:wpi="http://schemas.microsoft.com/office/word/2010/wordprocessingInk" xmlns:wne="http://schemas.microsoft.com/office/word/2006/wordml" xmlns:wps="http://schemas.microsoft.com/office/word/2010/wordprocessingShape" mc:Ignorable="w14 w15 wp14">
   <w:endnote w:type="separator" w:id="-1">
     <w:p>
       <w:r>
@@ -41154,7 +41038,7 @@
 </file>
 
 <file path=word/footer1.xml><?xml version="1.0" encoding="utf-8"?>
-<w:ftr xmlns:wpc="http://schemas.microsoft.com/office/word/2010/wordprocessingCanvas" xmlns:cx="http://schemas.microsoft.com/office/drawing/2014/chartex" xmlns:mc="http://schemas.openxmlformats.org/markup-compatibility/2006" xmlns:o="urn:schemas-microsoft-com:office:office" xmlns:r="http://schemas.openxmlformats.org/officeDocument/2006/relationships" xmlns:m="http://schemas.openxmlformats.org/officeDocument/2006/math" xmlns:v="urn:schemas-microsoft-com:vml" xmlns:wp14="http://schemas.microsoft.com/office/word/2010/wordprocessingDrawing" xmlns:wp="http://schemas.openxmlformats.org/drawingml/2006/wordprocessingDrawing" xmlns:w10="urn:schemas-microsoft-com:office:word" xmlns:w="http://schemas.openxmlformats.org/wordprocessingml/2006/main" xmlns:w14="http://schemas.microsoft.com/office/word/2010/wordml" xmlns:w15="http://schemas.microsoft.com/office/word/2012/wordml" xmlns:w16se="http://schemas.microsoft.com/office/word/2015/wordml/symex" xmlns:wpg="http://schemas.microsoft.com/office/word/2010/wordprocessingGroup" xmlns:wpi="http://schemas.microsoft.com/office/word/2010/wordprocessingInk" xmlns:wne="http://schemas.microsoft.com/office/word/2006/wordml" xmlns:wps="http://schemas.microsoft.com/office/word/2010/wordprocessingShape" mc:Ignorable="w14 w15 w16se wp14">
+<w:ftr xmlns:wpc="http://schemas.microsoft.com/office/word/2010/wordprocessingCanvas" xmlns:mc="http://schemas.openxmlformats.org/markup-compatibility/2006" xmlns:o="urn:schemas-microsoft-com:office:office" xmlns:r="http://schemas.openxmlformats.org/officeDocument/2006/relationships" xmlns:m="http://schemas.openxmlformats.org/officeDocument/2006/math" xmlns:v="urn:schemas-microsoft-com:vml" xmlns:wp14="http://schemas.microsoft.com/office/word/2010/wordprocessingDrawing" xmlns:wp="http://schemas.openxmlformats.org/drawingml/2006/wordprocessingDrawing" xmlns:w10="urn:schemas-microsoft-com:office:word" xmlns:w="http://schemas.openxmlformats.org/wordprocessingml/2006/main" xmlns:w14="http://schemas.microsoft.com/office/word/2010/wordml" xmlns:w15="http://schemas.microsoft.com/office/word/2012/wordml" xmlns:wpg="http://schemas.microsoft.com/office/word/2010/wordprocessingGroup" xmlns:wpi="http://schemas.microsoft.com/office/word/2010/wordprocessingInk" xmlns:wne="http://schemas.microsoft.com/office/word/2006/wordml" xmlns:wps="http://schemas.microsoft.com/office/word/2010/wordprocessingShape" mc:Ignorable="w14 w15 wp14">
   <w:p>
     <w:pPr>
       <w:pStyle w:val="a8"/>
@@ -41173,7 +41057,7 @@
       <w:rPr>
         <w:noProof/>
       </w:rPr>
-      <w:t>15</w:t>
+      <w:t>23</w:t>
     </w:r>
     <w:r>
       <w:fldChar w:fldCharType="end"/>
@@ -41188,7 +41072,7 @@
 </file>
 
 <file path=word/footnotes.xml><?xml version="1.0" encoding="utf-8"?>
-<w:footnotes xmlns:wpc="http://schemas.microsoft.com/office/word/2010/wordprocessingCanvas" xmlns:cx="http://schemas.microsoft.com/office/drawing/2014/chartex" xmlns:mc="http://schemas.openxmlformats.org/markup-compatibility/2006" xmlns:o="urn:schemas-microsoft-com:office:office" xmlns:r="http://schemas.openxmlformats.org/officeDocument/2006/relationships" xmlns:m="http://schemas.openxmlformats.org/officeDocument/2006/math" xmlns:v="urn:schemas-microsoft-com:vml" xmlns:wp14="http://schemas.microsoft.com/office/word/2010/wordprocessingDrawing" xmlns:wp="http://schemas.openxmlformats.org/drawingml/2006/wordprocessingDrawing" xmlns:w10="urn:schemas-microsoft-com:office:word" xmlns:w="http://schemas.openxmlformats.org/wordprocessingml/2006/main" xmlns:w14="http://schemas.microsoft.com/office/word/2010/wordml" xmlns:w15="http://schemas.microsoft.com/office/word/2012/wordml" xmlns:w16se="http://schemas.microsoft.com/office/word/2015/wordml/symex" xmlns:wpg="http://schemas.microsoft.com/office/word/2010/wordprocessingGroup" xmlns:wpi="http://schemas.microsoft.com/office/word/2010/wordprocessingInk" xmlns:wne="http://schemas.microsoft.com/office/word/2006/wordml" xmlns:wps="http://schemas.microsoft.com/office/word/2010/wordprocessingShape" mc:Ignorable="w14 w15 w16se wp14">
+<w:footnotes xmlns:wpc="http://schemas.microsoft.com/office/word/2010/wordprocessingCanvas" xmlns:mc="http://schemas.openxmlformats.org/markup-compatibility/2006" xmlns:o="urn:schemas-microsoft-com:office:office" xmlns:r="http://schemas.openxmlformats.org/officeDocument/2006/relationships" xmlns:m="http://schemas.openxmlformats.org/officeDocument/2006/math" xmlns:v="urn:schemas-microsoft-com:vml" xmlns:wp14="http://schemas.microsoft.com/office/word/2010/wordprocessingDrawing" xmlns:wp="http://schemas.openxmlformats.org/drawingml/2006/wordprocessingDrawing" xmlns:w10="urn:schemas-microsoft-com:office:word" xmlns:w="http://schemas.openxmlformats.org/wordprocessingml/2006/main" xmlns:w14="http://schemas.microsoft.com/office/word/2010/wordml" xmlns:w15="http://schemas.microsoft.com/office/word/2012/wordml" xmlns:wpg="http://schemas.microsoft.com/office/word/2010/wordprocessingGroup" xmlns:wpi="http://schemas.microsoft.com/office/word/2010/wordprocessingInk" xmlns:wne="http://schemas.microsoft.com/office/word/2006/wordml" xmlns:wps="http://schemas.microsoft.com/office/word/2010/wordprocessingShape" mc:Ignorable="w14 w15 wp14">
   <w:footnote w:type="separator" w:id="-1">
     <w:p>
       <w:r>
@@ -41207,8 +41091,8 @@
 </file>
 
 <file path=word/numbering.xml><?xml version="1.0" encoding="utf-8"?>
-<w:numbering xmlns:wpc="http://schemas.microsoft.com/office/word/2010/wordprocessingCanvas" xmlns:cx="http://schemas.microsoft.com/office/drawing/2014/chartex" xmlns:mc="http://schemas.openxmlformats.org/markup-compatibility/2006" xmlns:o="urn:schemas-microsoft-com:office:office" xmlns:r="http://schemas.openxmlformats.org/officeDocument/2006/relationships" xmlns:m="http://schemas.openxmlformats.org/officeDocument/2006/math" xmlns:v="urn:schemas-microsoft-com:vml" xmlns:wp14="http://schemas.microsoft.com/office/word/2010/wordprocessingDrawing" xmlns:wp="http://schemas.openxmlformats.org/drawingml/2006/wordprocessingDrawing" xmlns:w10="urn:schemas-microsoft-com:office:word" xmlns:w="http://schemas.openxmlformats.org/wordprocessingml/2006/main" xmlns:w14="http://schemas.microsoft.com/office/word/2010/wordml" xmlns:w15="http://schemas.microsoft.com/office/word/2012/wordml" xmlns:w16se="http://schemas.microsoft.com/office/word/2015/wordml/symex" xmlns:wpg="http://schemas.microsoft.com/office/word/2010/wordprocessingGroup" xmlns:wpi="http://schemas.microsoft.com/office/word/2010/wordprocessingInk" xmlns:wne="http://schemas.microsoft.com/office/word/2006/wordml" xmlns:wps="http://schemas.microsoft.com/office/word/2010/wordprocessingShape" mc:Ignorable="w14 w15 w16se wp14">
-  <w:abstractNum w:abstractNumId="0" w15:restartNumberingAfterBreak="0">
+<w:numbering xmlns:wpc="http://schemas.microsoft.com/office/word/2010/wordprocessingCanvas" xmlns:mc="http://schemas.openxmlformats.org/markup-compatibility/2006" xmlns:o="urn:schemas-microsoft-com:office:office" xmlns:r="http://schemas.openxmlformats.org/officeDocument/2006/relationships" xmlns:m="http://schemas.openxmlformats.org/officeDocument/2006/math" xmlns:v="urn:schemas-microsoft-com:vml" xmlns:wp14="http://schemas.microsoft.com/office/word/2010/wordprocessingDrawing" xmlns:wp="http://schemas.openxmlformats.org/drawingml/2006/wordprocessingDrawing" xmlns:w10="urn:schemas-microsoft-com:office:word" xmlns:w="http://schemas.openxmlformats.org/wordprocessingml/2006/main" xmlns:w14="http://schemas.microsoft.com/office/word/2010/wordml" xmlns:w15="http://schemas.microsoft.com/office/word/2012/wordml" xmlns:wpg="http://schemas.microsoft.com/office/word/2010/wordprocessingGroup" xmlns:wpi="http://schemas.microsoft.com/office/word/2010/wordprocessingInk" xmlns:wne="http://schemas.microsoft.com/office/word/2006/wordml" xmlns:wps="http://schemas.microsoft.com/office/word/2010/wordprocessingShape" mc:Ignorable="w14 w15 wp14">
+  <w:abstractNum w:abstractNumId="0">
     <w:nsid w:val="FFFFFFFB"/>
     <w:multiLevelType w:val="multilevel"/>
     <w:tmpl w:val="FFFFFFFF"/>
@@ -41277,7 +41161,7 @@
       <w:lvlJc w:val="left"/>
     </w:lvl>
   </w:abstractNum>
-  <w:abstractNum w:abstractNumId="1" w15:restartNumberingAfterBreak="0">
+  <w:abstractNum w:abstractNumId="1">
     <w:nsid w:val="07D10948"/>
     <w:multiLevelType w:val="multilevel"/>
     <w:tmpl w:val="F8B4A18A"/>
@@ -41394,7 +41278,7 @@
       </w:pPr>
     </w:lvl>
   </w:abstractNum>
-  <w:abstractNum w:abstractNumId="2" w15:restartNumberingAfterBreak="0">
+  <w:abstractNum w:abstractNumId="2">
     <w:nsid w:val="1C691914"/>
     <w:multiLevelType w:val="multilevel"/>
     <w:tmpl w:val="9F4A66DE"/>
@@ -41543,7 +41427,7 @@
       </w:rPr>
     </w:lvl>
   </w:abstractNum>
-  <w:abstractNum w:abstractNumId="3" w15:restartNumberingAfterBreak="0">
+  <w:abstractNum w:abstractNumId="3">
     <w:nsid w:val="1F390DE0"/>
     <w:multiLevelType w:val="multilevel"/>
     <w:tmpl w:val="F8B4A18A"/>
@@ -41656,7 +41540,7 @@
       </w:pPr>
     </w:lvl>
   </w:abstractNum>
-  <w:abstractNum w:abstractNumId="4" w15:restartNumberingAfterBreak="0">
+  <w:abstractNum w:abstractNumId="4">
     <w:nsid w:val="253F15C6"/>
     <w:multiLevelType w:val="multilevel"/>
     <w:tmpl w:val="EACC5A80"/>
@@ -41805,7 +41689,7 @@
       </w:rPr>
     </w:lvl>
   </w:abstractNum>
-  <w:abstractNum w:abstractNumId="5" w15:restartNumberingAfterBreak="0">
+  <w:abstractNum w:abstractNumId="5">
     <w:nsid w:val="283B097A"/>
     <w:multiLevelType w:val="multilevel"/>
     <w:tmpl w:val="638090FA"/>
@@ -41954,7 +41838,7 @@
       </w:rPr>
     </w:lvl>
   </w:abstractNum>
-  <w:abstractNum w:abstractNumId="6" w15:restartNumberingAfterBreak="0">
+  <w:abstractNum w:abstractNumId="6">
     <w:nsid w:val="2A217B70"/>
     <w:multiLevelType w:val="hybridMultilevel"/>
     <w:tmpl w:val="E598995E"/>
@@ -42067,7 +41951,7 @@
       </w:rPr>
     </w:lvl>
   </w:abstractNum>
-  <w:abstractNum w:abstractNumId="7" w15:restartNumberingAfterBreak="0">
+  <w:abstractNum w:abstractNumId="7">
     <w:nsid w:val="2B1E66D1"/>
     <w:multiLevelType w:val="multilevel"/>
     <w:tmpl w:val="F8B4A18A"/>
@@ -42180,7 +42064,7 @@
       </w:pPr>
     </w:lvl>
   </w:abstractNum>
-  <w:abstractNum w:abstractNumId="8" w15:restartNumberingAfterBreak="0">
+  <w:abstractNum w:abstractNumId="8">
     <w:nsid w:val="327B5CD8"/>
     <w:multiLevelType w:val="multilevel"/>
     <w:tmpl w:val="F8B4A18A"/>
@@ -42293,7 +42177,7 @@
       </w:pPr>
     </w:lvl>
   </w:abstractNum>
-  <w:abstractNum w:abstractNumId="9" w15:restartNumberingAfterBreak="0">
+  <w:abstractNum w:abstractNumId="9">
     <w:nsid w:val="331A278D"/>
     <w:multiLevelType w:val="multilevel"/>
     <w:tmpl w:val="EECA5A94"/>
@@ -42442,7 +42326,7 @@
       </w:rPr>
     </w:lvl>
   </w:abstractNum>
-  <w:abstractNum w:abstractNumId="10" w15:restartNumberingAfterBreak="0">
+  <w:abstractNum w:abstractNumId="10">
     <w:nsid w:val="3E9935FA"/>
     <w:multiLevelType w:val="multilevel"/>
     <w:tmpl w:val="CAEC4682"/>
@@ -42591,7 +42475,7 @@
       </w:rPr>
     </w:lvl>
   </w:abstractNum>
-  <w:abstractNum w:abstractNumId="11" w15:restartNumberingAfterBreak="0">
+  <w:abstractNum w:abstractNumId="11">
     <w:nsid w:val="4ADF0090"/>
     <w:multiLevelType w:val="multilevel"/>
     <w:tmpl w:val="8BD845D6"/>
@@ -42708,7 +42592,7 @@
       </w:pPr>
     </w:lvl>
   </w:abstractNum>
-  <w:abstractNum w:abstractNumId="12" w15:restartNumberingAfterBreak="0">
+  <w:abstractNum w:abstractNumId="12">
     <w:nsid w:val="4D9B6D42"/>
     <w:multiLevelType w:val="hybridMultilevel"/>
     <w:tmpl w:val="B6D488F8"/>
@@ -42821,7 +42705,7 @@
       </w:rPr>
     </w:lvl>
   </w:abstractNum>
-  <w:abstractNum w:abstractNumId="13" w15:restartNumberingAfterBreak="0">
+  <w:abstractNum w:abstractNumId="13">
     <w:nsid w:val="50AF036A"/>
     <w:multiLevelType w:val="multilevel"/>
     <w:tmpl w:val="69881254"/>
@@ -42970,7 +42854,7 @@
       </w:rPr>
     </w:lvl>
   </w:abstractNum>
-  <w:abstractNum w:abstractNumId="14" w15:restartNumberingAfterBreak="0">
+  <w:abstractNum w:abstractNumId="14">
     <w:nsid w:val="522B02FF"/>
     <w:multiLevelType w:val="multilevel"/>
     <w:tmpl w:val="1D328910"/>
@@ -43087,7 +42971,7 @@
       </w:pPr>
     </w:lvl>
   </w:abstractNum>
-  <w:abstractNum w:abstractNumId="15" w15:restartNumberingAfterBreak="0">
+  <w:abstractNum w:abstractNumId="15">
     <w:nsid w:val="52536F43"/>
     <w:multiLevelType w:val="multilevel"/>
     <w:tmpl w:val="760C49F4"/>
@@ -43236,7 +43120,7 @@
       </w:rPr>
     </w:lvl>
   </w:abstractNum>
-  <w:abstractNum w:abstractNumId="16" w15:restartNumberingAfterBreak="0">
+  <w:abstractNum w:abstractNumId="16">
     <w:nsid w:val="52E740C4"/>
     <w:multiLevelType w:val="multilevel"/>
     <w:tmpl w:val="F8B4A18A"/>
@@ -43349,7 +43233,7 @@
       </w:pPr>
     </w:lvl>
   </w:abstractNum>
-  <w:abstractNum w:abstractNumId="17" w15:restartNumberingAfterBreak="0">
+  <w:abstractNum w:abstractNumId="17">
     <w:nsid w:val="5BB44ABA"/>
     <w:multiLevelType w:val="hybridMultilevel"/>
     <w:tmpl w:val="2006E002"/>
@@ -43462,7 +43346,7 @@
       </w:pPr>
     </w:lvl>
   </w:abstractNum>
-  <w:abstractNum w:abstractNumId="18" w15:restartNumberingAfterBreak="0">
+  <w:abstractNum w:abstractNumId="18">
     <w:nsid w:val="698033E7"/>
     <w:multiLevelType w:val="hybridMultilevel"/>
     <w:tmpl w:val="D90AED82"/>
@@ -43602,7 +43486,7 @@
       </w:rPr>
     </w:lvl>
   </w:abstractNum>
-  <w:abstractNum w:abstractNumId="19" w15:restartNumberingAfterBreak="0">
+  <w:abstractNum w:abstractNumId="19">
     <w:nsid w:val="769163D8"/>
     <w:multiLevelType w:val="hybridMultilevel"/>
     <w:tmpl w:val="207CC17E"/>
@@ -43715,7 +43599,7 @@
       </w:pPr>
     </w:lvl>
   </w:abstractNum>
-  <w:abstractNum w:abstractNumId="20" w15:restartNumberingAfterBreak="0">
+  <w:abstractNum w:abstractNumId="20">
     <w:nsid w:val="7B540F05"/>
     <w:multiLevelType w:val="hybridMultilevel"/>
     <w:tmpl w:val="E598995E"/>
@@ -43828,7 +43712,7 @@
       </w:rPr>
     </w:lvl>
   </w:abstractNum>
-  <w:abstractNum w:abstractNumId="21" w15:restartNumberingAfterBreak="0">
+  <w:abstractNum w:abstractNumId="21">
     <w:nsid w:val="7FAB06F3"/>
     <w:multiLevelType w:val="multilevel"/>
     <w:tmpl w:val="6D8E79DC"/>
@@ -44048,7 +43932,7 @@
 </file>
 
 <file path=word/styles.xml><?xml version="1.0" encoding="utf-8"?>
-<w:styles xmlns:mc="http://schemas.openxmlformats.org/markup-compatibility/2006" xmlns:r="http://schemas.openxmlformats.org/officeDocument/2006/relationships" xmlns:w="http://schemas.openxmlformats.org/wordprocessingml/2006/main" xmlns:w14="http://schemas.microsoft.com/office/word/2010/wordml" xmlns:w15="http://schemas.microsoft.com/office/word/2012/wordml" xmlns:w16se="http://schemas.microsoft.com/office/word/2015/wordml/symex" mc:Ignorable="w14 w15 w16se">
+<w:styles xmlns:mc="http://schemas.openxmlformats.org/markup-compatibility/2006" xmlns:r="http://schemas.openxmlformats.org/officeDocument/2006/relationships" xmlns:w="http://schemas.openxmlformats.org/wordprocessingml/2006/main" xmlns:w14="http://schemas.microsoft.com/office/word/2010/wordml" xmlns:w15="http://schemas.microsoft.com/office/word/2012/wordml" mc:Ignorable="w14 w15">
   <w:docDefaults>
     <w:rPrDefault>
       <w:rPr>
@@ -44590,6 +44474,7 @@
     <w:uiPriority w:val="59"/>
     <w:rsid w:val="00F50CEE"/>
     <w:tblPr>
+      <w:tblInd w:w="0" w:type="dxa"/>
       <w:tblBorders>
         <w:top w:val="single" w:sz="4" w:space="0" w:color="auto"/>
         <w:left w:val="single" w:sz="4" w:space="0" w:color="auto"/>
@@ -44598,6 +44483,12 @@
         <w:insideH w:val="single" w:sz="4" w:space="0" w:color="auto"/>
         <w:insideV w:val="single" w:sz="4" w:space="0" w:color="auto"/>
       </w:tblBorders>
+      <w:tblCellMar>
+        <w:top w:w="0" w:type="dxa"/>
+        <w:left w:w="108" w:type="dxa"/>
+        <w:bottom w:w="0" w:type="dxa"/>
+        <w:right w:w="108" w:type="dxa"/>
+      </w:tblCellMar>
     </w:tblPr>
   </w:style>
   <w:style w:type="paragraph" w:customStyle="1" w:styleId="12">
@@ -45176,7 +45067,7 @@
 </file>
 
 <file path=customXml/itemProps1.xml><?xml version="1.0" encoding="utf-8"?>
-<ds:datastoreItem xmlns:ds="http://schemas.openxmlformats.org/officeDocument/2006/customXml" ds:itemID="{4FCCF6E6-E7AF-440C-BC25-57B99873246B}">
+<ds:datastoreItem xmlns:ds="http://schemas.openxmlformats.org/officeDocument/2006/customXml" ds:itemID="{481BE843-07F6-42C1-887C-9AD1AF042942}">
   <ds:schemaRefs>
     <ds:schemaRef ds:uri="http://schemas.openxmlformats.org/officeDocument/2006/bibliography"/>
   </ds:schemaRefs>
